--- a/05 สารบัญ.docx
+++ b/05 สารบัญ.docx
@@ -17,8 +17,6 @@
           <w:szCs w:val="32"/>
         </w:rPr>
       </w:pPr>
-      <w:bookmarkStart w:id="0" w:name="_GoBack"/>
-      <w:bookmarkEnd w:id="0"/>
       <w:r>
         <w:rPr>
           <w:rFonts w:ascii="TH SarabunPSK" w:hAnsi="TH SarabunPSK" w:cs="TH SarabunPSK"/>
@@ -293,20 +291,23 @@
               </w:tabs>
               <w:jc w:val="right"/>
               <w:rPr>
-                <w:rFonts w:ascii="TH SarabunPSK" w:eastAsia="Calibri" w:hAnsi="TH SarabunPSK" w:cs="TH SarabunPSK"/>
-                <w:sz w:val="32"/>
-                <w:szCs w:val="32"/>
-              </w:rPr>
-            </w:pPr>
-            <w:r>
-              <w:rPr>
                 <w:rFonts w:ascii="TH SarabunPSK" w:eastAsia="Calibri" w:hAnsi="TH SarabunPSK" w:cs="TH SarabunPSK" w:hint="cs"/>
                 <w:sz w:val="32"/>
                 <w:szCs w:val="32"/>
                 <w:cs/>
               </w:rPr>
-              <w:t>ง</w:t>
-            </w:r>
+            </w:pPr>
+            <w:r>
+              <w:rPr>
+                <w:rFonts w:ascii="TH SarabunPSK" w:eastAsia="Calibri" w:hAnsi="TH SarabunPSK" w:cs="TH SarabunPSK" w:hint="cs"/>
+                <w:sz w:val="32"/>
+                <w:szCs w:val="32"/>
+                <w:cs/>
+              </w:rPr>
+              <w:t>จ</w:t>
+            </w:r>
+            <w:bookmarkStart w:id="0" w:name="_GoBack"/>
+            <w:bookmarkEnd w:id="0"/>
           </w:p>
         </w:tc>
       </w:tr>
@@ -5124,7 +5125,7 @@
 </file>
 
 <file path=customXml/itemProps1.xml><?xml version="1.0" encoding="utf-8"?>
-<ds:datastoreItem xmlns:ds="http://schemas.openxmlformats.org/officeDocument/2006/customXml" ds:itemID="{1960AC7F-F1A2-4328-B7E4-1B0F32C367E9}">
+<ds:datastoreItem xmlns:ds="http://schemas.openxmlformats.org/officeDocument/2006/customXml" ds:itemID="{84D133FE-13F1-4B88-9A98-C19A6FAFA075}">
   <ds:schemaRefs>
     <ds:schemaRef ds:uri="http://schemas.openxmlformats.org/officeDocument/2006/bibliography"/>
   </ds:schemaRefs>

--- a/05 สารบัญ.docx
+++ b/05 สารบัญ.docx
@@ -291,23 +291,21 @@
               </w:tabs>
               <w:jc w:val="right"/>
               <w:rPr>
+                <w:rFonts w:ascii="TH SarabunPSK" w:eastAsia="Calibri" w:hAnsi="TH SarabunPSK" w:cs="TH SarabunPSK"/>
+                <w:sz w:val="32"/>
+                <w:szCs w:val="32"/>
+                <w:cs/>
+              </w:rPr>
+            </w:pPr>
+            <w:r>
+              <w:rPr>
                 <w:rFonts w:ascii="TH SarabunPSK" w:eastAsia="Calibri" w:hAnsi="TH SarabunPSK" w:cs="TH SarabunPSK" w:hint="cs"/>
                 <w:sz w:val="32"/>
                 <w:szCs w:val="32"/>
                 <w:cs/>
               </w:rPr>
-            </w:pPr>
-            <w:r>
-              <w:rPr>
-                <w:rFonts w:ascii="TH SarabunPSK" w:eastAsia="Calibri" w:hAnsi="TH SarabunPSK" w:cs="TH SarabunPSK" w:hint="cs"/>
-                <w:sz w:val="32"/>
-                <w:szCs w:val="32"/>
-                <w:cs/>
-              </w:rPr>
               <w:t>จ</w:t>
             </w:r>
-            <w:bookmarkStart w:id="0" w:name="_GoBack"/>
-            <w:bookmarkEnd w:id="0"/>
           </w:p>
         </w:tc>
       </w:tr>
@@ -4027,7 +4025,7 @@
               </w:rPr>
               <w:t>แบบประเมินความพึงพอใจของผู้ใช้งาน</w:t>
             </w:r>
-            <w:bookmarkStart w:id="1" w:name="_Hlk222411954"/>
+            <w:bookmarkStart w:id="0" w:name="_Hlk222411954"/>
             <w:r>
               <w:rPr>
                 <w:rFonts w:ascii="TH SarabunPSK" w:hAnsi="TH SarabunPSK" w:cs="TH SarabunPSK"/>
@@ -4037,7 +4035,7 @@
               </w:rPr>
               <w:t>ระบบผู้ช่วยแบบตัวแทนเชิงปัญญาประดิษฐ์สำหรับองค์กร</w:t>
             </w:r>
-            <w:bookmarkEnd w:id="1"/>
+            <w:bookmarkEnd w:id="0"/>
           </w:p>
         </w:tc>
         <w:tc>
@@ -4203,7 +4201,12 @@
       </w:pPr>
     </w:p>
     <w:sectPr>
-      <w:footerReference w:type="default" r:id="rId7"/>
+      <w:headerReference w:type="even" r:id="rId7"/>
+      <w:headerReference w:type="default" r:id="rId8"/>
+      <w:footerReference w:type="even" r:id="rId9"/>
+      <w:footerReference w:type="default" r:id="rId10"/>
+      <w:headerReference w:type="first" r:id="rId11"/>
+      <w:footerReference w:type="first" r:id="rId12"/>
       <w:pgSz w:w="11907" w:h="16840" w:code="9"/>
       <w:pgMar w:top="2160" w:right="1440" w:bottom="1440" w:left="2160" w:header="1440" w:footer="720" w:gutter="0"/>
       <w:pgNumType w:fmt="thaiLetters" w:start="6"/>
@@ -4241,6 +4244,16 @@
 
 <file path=word/footer1.xml><?xml version="1.0" encoding="utf-8"?>
 <w:ftr xmlns:wpc="http://schemas.microsoft.com/office/word/2010/wordprocessingCanvas" xmlns:cx="http://schemas.microsoft.com/office/drawing/2014/chartex" xmlns:cx1="http://schemas.microsoft.com/office/drawing/2015/9/8/chartex" xmlns:cx2="http://schemas.microsoft.com/office/drawing/2015/10/21/chartex" xmlns:cx3="http://schemas.microsoft.com/office/drawing/2016/5/9/chartex" xmlns:cx4="http://schemas.microsoft.com/office/drawing/2016/5/10/chartex" xmlns:cx5="http://schemas.microsoft.com/office/drawing/2016/5/11/chartex" xmlns:cx6="http://schemas.microsoft.com/office/drawing/2016/5/12/chartex" xmlns:cx7="http://schemas.microsoft.com/office/drawing/2016/5/13/chartex" xmlns:cx8="http://schemas.microsoft.com/office/drawing/2016/5/14/chartex" xmlns:mc="http://schemas.openxmlformats.org/markup-compatibility/2006" xmlns:aink="http://schemas.microsoft.com/office/drawing/2016/ink" xmlns:am3d="http://schemas.microsoft.com/office/drawing/2017/model3d" xmlns:o="urn:schemas-microsoft-com:office:office" xmlns:r="http://schemas.openxmlformats.org/officeDocument/2006/relationships" xmlns:m="http://schemas.openxmlformats.org/officeDocument/2006/math" xmlns:v="urn:schemas-microsoft-com:vml" xmlns:wp14="http://schemas.microsoft.com/office/word/2010/wordprocessingDrawing" xmlns:wp="http://schemas.openxmlformats.org/drawingml/2006/wordprocessingDrawing" xmlns:w10="urn:schemas-microsoft-com:office:word" xmlns:w="http://schemas.openxmlformats.org/wordprocessingml/2006/main" xmlns:w14="http://schemas.microsoft.com/office/word/2010/wordml" xmlns:w15="http://schemas.microsoft.com/office/word/2012/wordml" xmlns:w16cid="http://schemas.microsoft.com/office/word/2016/wordml/cid" xmlns:w16se="http://schemas.microsoft.com/office/word/2015/wordml/symex" xmlns:wpg="http://schemas.microsoft.com/office/word/2010/wordprocessingGroup" xmlns:wpi="http://schemas.microsoft.com/office/word/2010/wordprocessingInk" xmlns:wne="http://schemas.microsoft.com/office/word/2006/wordml" xmlns:wps="http://schemas.microsoft.com/office/word/2010/wordprocessingShape" mc:Ignorable="w14 w15 w16se w16cid wp14">
+  <w:p>
+    <w:pPr>
+      <w:pStyle w:val="Footer"/>
+    </w:pPr>
+  </w:p>
+</w:ftr>
+</file>
+
+<file path=word/footer2.xml><?xml version="1.0" encoding="utf-8"?>
+<w:ftr xmlns:wpc="http://schemas.microsoft.com/office/word/2010/wordprocessingCanvas" xmlns:cx="http://schemas.microsoft.com/office/drawing/2014/chartex" xmlns:cx1="http://schemas.microsoft.com/office/drawing/2015/9/8/chartex" xmlns:cx2="http://schemas.microsoft.com/office/drawing/2015/10/21/chartex" xmlns:cx3="http://schemas.microsoft.com/office/drawing/2016/5/9/chartex" xmlns:cx4="http://schemas.microsoft.com/office/drawing/2016/5/10/chartex" xmlns:cx5="http://schemas.microsoft.com/office/drawing/2016/5/11/chartex" xmlns:cx6="http://schemas.microsoft.com/office/drawing/2016/5/12/chartex" xmlns:cx7="http://schemas.microsoft.com/office/drawing/2016/5/13/chartex" xmlns:cx8="http://schemas.microsoft.com/office/drawing/2016/5/14/chartex" xmlns:mc="http://schemas.openxmlformats.org/markup-compatibility/2006" xmlns:aink="http://schemas.microsoft.com/office/drawing/2016/ink" xmlns:am3d="http://schemas.microsoft.com/office/drawing/2017/model3d" xmlns:o="urn:schemas-microsoft-com:office:office" xmlns:r="http://schemas.openxmlformats.org/officeDocument/2006/relationships" xmlns:m="http://schemas.openxmlformats.org/officeDocument/2006/math" xmlns:v="urn:schemas-microsoft-com:vml" xmlns:wp14="http://schemas.microsoft.com/office/word/2010/wordprocessingDrawing" xmlns:wp="http://schemas.openxmlformats.org/drawingml/2006/wordprocessingDrawing" xmlns:w10="urn:schemas-microsoft-com:office:word" xmlns:w="http://schemas.openxmlformats.org/wordprocessingml/2006/main" xmlns:w14="http://schemas.microsoft.com/office/word/2010/wordml" xmlns:w15="http://schemas.microsoft.com/office/word/2012/wordml" xmlns:w16cid="http://schemas.microsoft.com/office/word/2016/wordml/cid" xmlns:w16se="http://schemas.microsoft.com/office/word/2015/wordml/symex" xmlns:wpg="http://schemas.microsoft.com/office/word/2010/wordprocessingGroup" xmlns:wpi="http://schemas.microsoft.com/office/word/2010/wordprocessingInk" xmlns:wne="http://schemas.microsoft.com/office/word/2006/wordml" xmlns:wps="http://schemas.microsoft.com/office/word/2010/wordprocessingShape" mc:Ignorable="w14 w15 w16se w16cid wp14">
   <w:sdt>
     <w:sdtPr>
       <w:id w:val="-1385326639"/>
@@ -4249,40 +4262,86 @@
         <w:docPartUnique/>
       </w:docPartObj>
     </w:sdtPr>
-    <w:sdtEndPr/>
+    <w:sdtEndPr>
+      <w:rPr>
+        <w:rFonts w:ascii="TH SarabunPSK" w:hAnsi="TH SarabunPSK" w:cs="TH SarabunPSK"/>
+        <w:sz w:val="32"/>
+        <w:szCs w:val="32"/>
+      </w:rPr>
+    </w:sdtEndPr>
     <w:sdtContent>
+      <w:bookmarkStart w:id="1" w:name="_GoBack" w:displacedByCustomXml="prev"/>
       <w:p>
         <w:pPr>
           <w:pStyle w:val="Footer"/>
           <w:jc w:val="center"/>
+          <w:rPr>
+            <w:rFonts w:ascii="TH SarabunPSK" w:hAnsi="TH SarabunPSK" w:cs="TH SarabunPSK"/>
+            <w:sz w:val="32"/>
+            <w:szCs w:val="32"/>
+          </w:rPr>
         </w:pPr>
         <w:r>
+          <w:rPr>
+            <w:rFonts w:ascii="TH SarabunPSK" w:hAnsi="TH SarabunPSK" w:cs="TH SarabunPSK"/>
+            <w:sz w:val="32"/>
+            <w:szCs w:val="32"/>
+          </w:rPr>
           <w:fldChar w:fldCharType="begin"/>
         </w:r>
         <w:r>
+          <w:rPr>
+            <w:rFonts w:ascii="TH SarabunPSK" w:hAnsi="TH SarabunPSK" w:cs="TH SarabunPSK"/>
+            <w:sz w:val="32"/>
+            <w:szCs w:val="32"/>
+          </w:rPr>
           <w:instrText>PAGE   \* MERGEFORMAT</w:instrText>
         </w:r>
         <w:r>
+          <w:rPr>
+            <w:rFonts w:ascii="TH SarabunPSK" w:hAnsi="TH SarabunPSK" w:cs="TH SarabunPSK"/>
+            <w:sz w:val="32"/>
+            <w:szCs w:val="32"/>
+          </w:rPr>
           <w:fldChar w:fldCharType="separate"/>
         </w:r>
         <w:r>
           <w:rPr>
+            <w:rFonts w:ascii="TH SarabunPSK" w:hAnsi="TH SarabunPSK" w:cs="TH SarabunPSK"/>
+            <w:sz w:val="32"/>
+            <w:szCs w:val="32"/>
             <w:lang w:val="th-TH"/>
           </w:rPr>
           <w:t>2</w:t>
         </w:r>
         <w:r>
+          <w:rPr>
+            <w:rFonts w:ascii="TH SarabunPSK" w:hAnsi="TH SarabunPSK" w:cs="TH SarabunPSK"/>
+            <w:sz w:val="32"/>
+            <w:szCs w:val="32"/>
+          </w:rPr>
           <w:fldChar w:fldCharType="end"/>
         </w:r>
       </w:p>
     </w:sdtContent>
   </w:sdt>
+  <w:bookmarkEnd w:id="1"/>
   <w:p>
     <w:pPr>
       <w:pStyle w:val="Footer"/>
       <w:rPr>
         <w:cs/>
       </w:rPr>
+    </w:pPr>
+  </w:p>
+</w:ftr>
+</file>
+
+<file path=word/footer3.xml><?xml version="1.0" encoding="utf-8"?>
+<w:ftr xmlns:wpc="http://schemas.microsoft.com/office/word/2010/wordprocessingCanvas" xmlns:cx="http://schemas.microsoft.com/office/drawing/2014/chartex" xmlns:cx1="http://schemas.microsoft.com/office/drawing/2015/9/8/chartex" xmlns:cx2="http://schemas.microsoft.com/office/drawing/2015/10/21/chartex" xmlns:cx3="http://schemas.microsoft.com/office/drawing/2016/5/9/chartex" xmlns:cx4="http://schemas.microsoft.com/office/drawing/2016/5/10/chartex" xmlns:cx5="http://schemas.microsoft.com/office/drawing/2016/5/11/chartex" xmlns:cx6="http://schemas.microsoft.com/office/drawing/2016/5/12/chartex" xmlns:cx7="http://schemas.microsoft.com/office/drawing/2016/5/13/chartex" xmlns:cx8="http://schemas.microsoft.com/office/drawing/2016/5/14/chartex" xmlns:mc="http://schemas.openxmlformats.org/markup-compatibility/2006" xmlns:aink="http://schemas.microsoft.com/office/drawing/2016/ink" xmlns:am3d="http://schemas.microsoft.com/office/drawing/2017/model3d" xmlns:o="urn:schemas-microsoft-com:office:office" xmlns:r="http://schemas.openxmlformats.org/officeDocument/2006/relationships" xmlns:m="http://schemas.openxmlformats.org/officeDocument/2006/math" xmlns:v="urn:schemas-microsoft-com:vml" xmlns:wp14="http://schemas.microsoft.com/office/word/2010/wordprocessingDrawing" xmlns:wp="http://schemas.openxmlformats.org/drawingml/2006/wordprocessingDrawing" xmlns:w10="urn:schemas-microsoft-com:office:word" xmlns:w="http://schemas.openxmlformats.org/wordprocessingml/2006/main" xmlns:w14="http://schemas.microsoft.com/office/word/2010/wordml" xmlns:w15="http://schemas.microsoft.com/office/word/2012/wordml" xmlns:w16cid="http://schemas.microsoft.com/office/word/2016/wordml/cid" xmlns:w16se="http://schemas.microsoft.com/office/word/2015/wordml/symex" xmlns:wpg="http://schemas.microsoft.com/office/word/2010/wordprocessingGroup" xmlns:wpi="http://schemas.microsoft.com/office/word/2010/wordprocessingInk" xmlns:wne="http://schemas.microsoft.com/office/word/2006/wordml" xmlns:wps="http://schemas.microsoft.com/office/word/2010/wordprocessingShape" mc:Ignorable="w14 w15 w16se w16cid wp14">
+  <w:p>
+    <w:pPr>
+      <w:pStyle w:val="Footer"/>
     </w:pPr>
   </w:p>
 </w:ftr>
@@ -4311,6 +4370,36 @@
     </w:p>
   </w:footnote>
 </w:footnotes>
+</file>
+
+<file path=word/header1.xml><?xml version="1.0" encoding="utf-8"?>
+<w:hdr xmlns:wpc="http://schemas.microsoft.com/office/word/2010/wordprocessingCanvas" xmlns:cx="http://schemas.microsoft.com/office/drawing/2014/chartex" xmlns:cx1="http://schemas.microsoft.com/office/drawing/2015/9/8/chartex" xmlns:cx2="http://schemas.microsoft.com/office/drawing/2015/10/21/chartex" xmlns:cx3="http://schemas.microsoft.com/office/drawing/2016/5/9/chartex" xmlns:cx4="http://schemas.microsoft.com/office/drawing/2016/5/10/chartex" xmlns:cx5="http://schemas.microsoft.com/office/drawing/2016/5/11/chartex" xmlns:cx6="http://schemas.microsoft.com/office/drawing/2016/5/12/chartex" xmlns:cx7="http://schemas.microsoft.com/office/drawing/2016/5/13/chartex" xmlns:cx8="http://schemas.microsoft.com/office/drawing/2016/5/14/chartex" xmlns:mc="http://schemas.openxmlformats.org/markup-compatibility/2006" xmlns:aink="http://schemas.microsoft.com/office/drawing/2016/ink" xmlns:am3d="http://schemas.microsoft.com/office/drawing/2017/model3d" xmlns:o="urn:schemas-microsoft-com:office:office" xmlns:r="http://schemas.openxmlformats.org/officeDocument/2006/relationships" xmlns:m="http://schemas.openxmlformats.org/officeDocument/2006/math" xmlns:v="urn:schemas-microsoft-com:vml" xmlns:wp14="http://schemas.microsoft.com/office/word/2010/wordprocessingDrawing" xmlns:wp="http://schemas.openxmlformats.org/drawingml/2006/wordprocessingDrawing" xmlns:w10="urn:schemas-microsoft-com:office:word" xmlns:w="http://schemas.openxmlformats.org/wordprocessingml/2006/main" xmlns:w14="http://schemas.microsoft.com/office/word/2010/wordml" xmlns:w15="http://schemas.microsoft.com/office/word/2012/wordml" xmlns:w16cid="http://schemas.microsoft.com/office/word/2016/wordml/cid" xmlns:w16se="http://schemas.microsoft.com/office/word/2015/wordml/symex" xmlns:wpg="http://schemas.microsoft.com/office/word/2010/wordprocessingGroup" xmlns:wpi="http://schemas.microsoft.com/office/word/2010/wordprocessingInk" xmlns:wne="http://schemas.microsoft.com/office/word/2006/wordml" xmlns:wps="http://schemas.microsoft.com/office/word/2010/wordprocessingShape" mc:Ignorable="w14 w15 w16se w16cid wp14">
+  <w:p>
+    <w:pPr>
+      <w:pStyle w:val="Header"/>
+    </w:pPr>
+  </w:p>
+</w:hdr>
+</file>
+
+<file path=word/header2.xml><?xml version="1.0" encoding="utf-8"?>
+<w:hdr xmlns:wpc="http://schemas.microsoft.com/office/word/2010/wordprocessingCanvas" xmlns:cx="http://schemas.microsoft.com/office/drawing/2014/chartex" xmlns:cx1="http://schemas.microsoft.com/office/drawing/2015/9/8/chartex" xmlns:cx2="http://schemas.microsoft.com/office/drawing/2015/10/21/chartex" xmlns:cx3="http://schemas.microsoft.com/office/drawing/2016/5/9/chartex" xmlns:cx4="http://schemas.microsoft.com/office/drawing/2016/5/10/chartex" xmlns:cx5="http://schemas.microsoft.com/office/drawing/2016/5/11/chartex" xmlns:cx6="http://schemas.microsoft.com/office/drawing/2016/5/12/chartex" xmlns:cx7="http://schemas.microsoft.com/office/drawing/2016/5/13/chartex" xmlns:cx8="http://schemas.microsoft.com/office/drawing/2016/5/14/chartex" xmlns:mc="http://schemas.openxmlformats.org/markup-compatibility/2006" xmlns:aink="http://schemas.microsoft.com/office/drawing/2016/ink" xmlns:am3d="http://schemas.microsoft.com/office/drawing/2017/model3d" xmlns:o="urn:schemas-microsoft-com:office:office" xmlns:r="http://schemas.openxmlformats.org/officeDocument/2006/relationships" xmlns:m="http://schemas.openxmlformats.org/officeDocument/2006/math" xmlns:v="urn:schemas-microsoft-com:vml" xmlns:wp14="http://schemas.microsoft.com/office/word/2010/wordprocessingDrawing" xmlns:wp="http://schemas.openxmlformats.org/drawingml/2006/wordprocessingDrawing" xmlns:w10="urn:schemas-microsoft-com:office:word" xmlns:w="http://schemas.openxmlformats.org/wordprocessingml/2006/main" xmlns:w14="http://schemas.microsoft.com/office/word/2010/wordml" xmlns:w15="http://schemas.microsoft.com/office/word/2012/wordml" xmlns:w16cid="http://schemas.microsoft.com/office/word/2016/wordml/cid" xmlns:w16se="http://schemas.microsoft.com/office/word/2015/wordml/symex" xmlns:wpg="http://schemas.microsoft.com/office/word/2010/wordprocessingGroup" xmlns:wpi="http://schemas.microsoft.com/office/word/2010/wordprocessingInk" xmlns:wne="http://schemas.microsoft.com/office/word/2006/wordml" xmlns:wps="http://schemas.microsoft.com/office/word/2010/wordprocessingShape" mc:Ignorable="w14 w15 w16se w16cid wp14">
+  <w:p>
+    <w:pPr>
+      <w:pStyle w:val="Header"/>
+    </w:pPr>
+  </w:p>
+</w:hdr>
+</file>
+
+<file path=word/header3.xml><?xml version="1.0" encoding="utf-8"?>
+<w:hdr xmlns:wpc="http://schemas.microsoft.com/office/word/2010/wordprocessingCanvas" xmlns:cx="http://schemas.microsoft.com/office/drawing/2014/chartex" xmlns:cx1="http://schemas.microsoft.com/office/drawing/2015/9/8/chartex" xmlns:cx2="http://schemas.microsoft.com/office/drawing/2015/10/21/chartex" xmlns:cx3="http://schemas.microsoft.com/office/drawing/2016/5/9/chartex" xmlns:cx4="http://schemas.microsoft.com/office/drawing/2016/5/10/chartex" xmlns:cx5="http://schemas.microsoft.com/office/drawing/2016/5/11/chartex" xmlns:cx6="http://schemas.microsoft.com/office/drawing/2016/5/12/chartex" xmlns:cx7="http://schemas.microsoft.com/office/drawing/2016/5/13/chartex" xmlns:cx8="http://schemas.microsoft.com/office/drawing/2016/5/14/chartex" xmlns:mc="http://schemas.openxmlformats.org/markup-compatibility/2006" xmlns:aink="http://schemas.microsoft.com/office/drawing/2016/ink" xmlns:am3d="http://schemas.microsoft.com/office/drawing/2017/model3d" xmlns:o="urn:schemas-microsoft-com:office:office" xmlns:r="http://schemas.openxmlformats.org/officeDocument/2006/relationships" xmlns:m="http://schemas.openxmlformats.org/officeDocument/2006/math" xmlns:v="urn:schemas-microsoft-com:vml" xmlns:wp14="http://schemas.microsoft.com/office/word/2010/wordprocessingDrawing" xmlns:wp="http://schemas.openxmlformats.org/drawingml/2006/wordprocessingDrawing" xmlns:w10="urn:schemas-microsoft-com:office:word" xmlns:w="http://schemas.openxmlformats.org/wordprocessingml/2006/main" xmlns:w14="http://schemas.microsoft.com/office/word/2010/wordml" xmlns:w15="http://schemas.microsoft.com/office/word/2012/wordml" xmlns:w16cid="http://schemas.microsoft.com/office/word/2016/wordml/cid" xmlns:w16se="http://schemas.microsoft.com/office/word/2015/wordml/symex" xmlns:wpg="http://schemas.microsoft.com/office/word/2010/wordprocessingGroup" xmlns:wpi="http://schemas.microsoft.com/office/word/2010/wordprocessingInk" xmlns:wne="http://schemas.microsoft.com/office/word/2006/wordml" xmlns:wps="http://schemas.microsoft.com/office/word/2010/wordprocessingShape" mc:Ignorable="w14 w15 w16se w16cid wp14">
+  <w:p>
+    <w:pPr>
+      <w:pStyle w:val="Header"/>
+    </w:pPr>
+  </w:p>
+</w:hdr>
 </file>
 
 <file path=word/styles.xml><?xml version="1.0" encoding="utf-8"?>
@@ -5125,7 +5214,7 @@
 </file>
 
 <file path=customXml/itemProps1.xml><?xml version="1.0" encoding="utf-8"?>
-<ds:datastoreItem xmlns:ds="http://schemas.openxmlformats.org/officeDocument/2006/customXml" ds:itemID="{84D133FE-13F1-4B88-9A98-C19A6FAFA075}">
+<ds:datastoreItem xmlns:ds="http://schemas.openxmlformats.org/officeDocument/2006/customXml" ds:itemID="{4C09278D-4D4A-4A19-95A5-E1AA751B0C13}">
   <ds:schemaRefs>
     <ds:schemaRef ds:uri="http://schemas.openxmlformats.org/officeDocument/2006/bibliography"/>
   </ds:schemaRefs>

--- a/05 สารบัญ.docx
+++ b/05 สารบัญ.docx
@@ -1,6 +1,6 @@
 
 <file path=word/document.xml><?xml version="1.0" encoding="utf-8"?>
-<w:document xmlns:wpc="http://schemas.microsoft.com/office/word/2010/wordprocessingCanvas" xmlns:cx="http://schemas.microsoft.com/office/drawing/2014/chartex" xmlns:cx1="http://schemas.microsoft.com/office/drawing/2015/9/8/chartex" xmlns:cx2="http://schemas.microsoft.com/office/drawing/2015/10/21/chartex" xmlns:cx3="http://schemas.microsoft.com/office/drawing/2016/5/9/chartex" xmlns:cx4="http://schemas.microsoft.com/office/drawing/2016/5/10/chartex" xmlns:cx5="http://schemas.microsoft.com/office/drawing/2016/5/11/chartex" xmlns:cx6="http://schemas.microsoft.com/office/drawing/2016/5/12/chartex" xmlns:cx7="http://schemas.microsoft.com/office/drawing/2016/5/13/chartex" xmlns:cx8="http://schemas.microsoft.com/office/drawing/2016/5/14/chartex" xmlns:mc="http://schemas.openxmlformats.org/markup-compatibility/2006" xmlns:aink="http://schemas.microsoft.com/office/drawing/2016/ink" xmlns:am3d="http://schemas.microsoft.com/office/drawing/2017/model3d" xmlns:o="urn:schemas-microsoft-com:office:office" xmlns:r="http://schemas.openxmlformats.org/officeDocument/2006/relationships" xmlns:m="http://schemas.openxmlformats.org/officeDocument/2006/math" xmlns:v="urn:schemas-microsoft-com:vml" xmlns:wp14="http://schemas.microsoft.com/office/word/2010/wordprocessingDrawing" xmlns:wp="http://schemas.openxmlformats.org/drawingml/2006/wordprocessingDrawing" xmlns:w10="urn:schemas-microsoft-com:office:word" xmlns:w="http://schemas.openxmlformats.org/wordprocessingml/2006/main" xmlns:w14="http://schemas.microsoft.com/office/word/2010/wordml" xmlns:w15="http://schemas.microsoft.com/office/word/2012/wordml" xmlns:w16cid="http://schemas.microsoft.com/office/word/2016/wordml/cid" xmlns:w16se="http://schemas.microsoft.com/office/word/2015/wordml/symex" xmlns:wpg="http://schemas.microsoft.com/office/word/2010/wordprocessingGroup" xmlns:wpi="http://schemas.microsoft.com/office/word/2010/wordprocessingInk" xmlns:wne="http://schemas.microsoft.com/office/word/2006/wordml" xmlns:wps="http://schemas.microsoft.com/office/word/2010/wordprocessingShape" mc:Ignorable="w14 w15 w16se w16cid wp14">
+<w:document xmlns:wpc="http://schemas.microsoft.com/office/word/2010/wordprocessingCanvas" xmlns:cx="http://schemas.microsoft.com/office/drawing/2014/chartex" xmlns:cx1="http://schemas.microsoft.com/office/drawing/2015/9/8/chartex" xmlns:cx2="http://schemas.microsoft.com/office/drawing/2015/10/21/chartex" xmlns:cx3="http://schemas.microsoft.com/office/drawing/2016/5/9/chartex" xmlns:cx4="http://schemas.microsoft.com/office/drawing/2016/5/10/chartex" xmlns:cx5="http://schemas.microsoft.com/office/drawing/2016/5/11/chartex" xmlns:cx6="http://schemas.microsoft.com/office/drawing/2016/5/12/chartex" xmlns:cx7="http://schemas.microsoft.com/office/drawing/2016/5/13/chartex" xmlns:cx8="http://schemas.microsoft.com/office/drawing/2016/5/14/chartex" xmlns:mc="http://schemas.openxmlformats.org/markup-compatibility/2006" xmlns:aink="http://schemas.microsoft.com/office/drawing/2016/ink" xmlns:am3d="http://schemas.microsoft.com/office/drawing/2017/model3d" xmlns:o="urn:schemas-microsoft-com:office:office" xmlns:r="http://schemas.openxmlformats.org/officeDocument/2006/relationships" xmlns:m="http://schemas.openxmlformats.org/officeDocument/2006/math" xmlns:v="urn:schemas-microsoft-com:vml" xmlns:wp14="http://schemas.microsoft.com/office/word/2010/wordprocessingDrawing" xmlns:wp="http://schemas.openxmlformats.org/drawingml/2006/wordprocessingDrawing" xmlns:w10="urn:schemas-microsoft-com:office:word" xmlns:w="http://schemas.openxmlformats.org/wordprocessingml/2006/main" xmlns:w14="http://schemas.microsoft.com/office/word/2010/wordml" xmlns:w15="http://schemas.microsoft.com/office/word/2012/wordml" xmlns:w16cex="http://schemas.microsoft.com/office/word/2018/wordml/cex" xmlns:w16cid="http://schemas.microsoft.com/office/word/2016/wordml/cid" xmlns:w16="http://schemas.microsoft.com/office/word/2018/wordml" xmlns:w16sdtdh="http://schemas.microsoft.com/office/word/2020/wordml/sdtdatahash" xmlns:w16se="http://schemas.microsoft.com/office/word/2015/wordml/symex" xmlns:wpg="http://schemas.microsoft.com/office/word/2010/wordprocessingGroup" xmlns:wpi="http://schemas.microsoft.com/office/word/2010/wordprocessingInk" xmlns:wne="http://schemas.microsoft.com/office/word/2006/wordml" xmlns:wps="http://schemas.microsoft.com/office/word/2010/wordprocessingShape" mc:Ignorable="w14 w15 w16se w16cid w16 w16cex w16sdtdh wp14">
   <w:body>
     <w:p>
       <w:pPr>
@@ -241,7 +241,7 @@
             </w:pPr>
             <w:r>
               <w:rPr>
-                <w:rFonts w:ascii="TH SarabunPSK" w:eastAsia="Calibri" w:hAnsi="TH SarabunPSK" w:cs="TH SarabunPSK" w:hint="cs"/>
+                <w:rFonts w:ascii="TH SarabunPSK" w:eastAsia="Calibri" w:hAnsi="TH SarabunPSK" w:cs="TH SarabunPSK"/>
                 <w:sz w:val="32"/>
                 <w:szCs w:val="32"/>
                 <w:cs/>
@@ -299,12 +299,12 @@
             </w:pPr>
             <w:r>
               <w:rPr>
-                <w:rFonts w:ascii="TH SarabunPSK" w:eastAsia="Calibri" w:hAnsi="TH SarabunPSK" w:cs="TH SarabunPSK" w:hint="cs"/>
-                <w:sz w:val="32"/>
-                <w:szCs w:val="32"/>
-                <w:cs/>
-              </w:rPr>
-              <w:t>จ</w:t>
+                <w:rFonts w:ascii="TH SarabunPSK" w:eastAsia="Calibri" w:hAnsi="TH SarabunPSK" w:cs="TH SarabunPSK"/>
+                <w:sz w:val="32"/>
+                <w:szCs w:val="32"/>
+                <w:cs/>
+              </w:rPr>
+              <w:t>ง</w:t>
             </w:r>
           </w:p>
         </w:tc>
@@ -357,12 +357,12 @@
             </w:pPr>
             <w:r>
               <w:rPr>
-                <w:rFonts w:ascii="TH SarabunPSK" w:eastAsia="Calibri" w:hAnsi="TH SarabunPSK" w:cs="TH SarabunPSK" w:hint="cs"/>
-                <w:sz w:val="32"/>
-                <w:szCs w:val="32"/>
-                <w:cs/>
-              </w:rPr>
-              <w:t>ฉ</w:t>
+                <w:rFonts w:ascii="TH SarabunPSK" w:eastAsia="Calibri" w:hAnsi="TH SarabunPSK" w:cs="TH SarabunPSK"/>
+                <w:sz w:val="32"/>
+                <w:szCs w:val="32"/>
+                <w:cs/>
+              </w:rPr>
+              <w:t>จ</w:t>
             </w:r>
           </w:p>
         </w:tc>
@@ -415,7 +415,7 @@
             </w:pPr>
             <w:r>
               <w:rPr>
-                <w:rFonts w:ascii="TH SarabunPSK" w:hAnsi="TH SarabunPSK" w:cs="TH SarabunPSK" w:hint="cs"/>
+                <w:rFonts w:ascii="TH SarabunPSK" w:hAnsi="TH SarabunPSK" w:cs="TH SarabunPSK"/>
                 <w:color w:val="001D35"/>
                 <w:sz w:val="32"/>
                 <w:szCs w:val="32"/>
@@ -475,7 +475,7 @@
             </w:pPr>
             <w:r>
               <w:rPr>
-                <w:rFonts w:ascii="TH SarabunPSK" w:eastAsia="Calibri" w:hAnsi="TH SarabunPSK" w:cs="TH SarabunPSK" w:hint="cs"/>
+                <w:rFonts w:ascii="TH SarabunPSK" w:eastAsia="Calibri" w:hAnsi="TH SarabunPSK" w:cs="TH SarabunPSK"/>
                 <w:sz w:val="32"/>
                 <w:szCs w:val="32"/>
                 <w:cs/>
@@ -766,7 +766,7 @@
             </w:pPr>
             <w:r>
               <w:rPr>
-                <w:rFonts w:ascii="TH SarabunPSK" w:eastAsia="Calibri" w:hAnsi="TH SarabunPSK" w:cs="TH SarabunPSK" w:hint="cs"/>
+                <w:rFonts w:ascii="TH SarabunPSK" w:eastAsia="Calibri" w:hAnsi="TH SarabunPSK" w:cs="TH SarabunPSK"/>
                 <w:sz w:val="32"/>
                 <w:szCs w:val="32"/>
                 <w:cs/>
@@ -819,16 +819,7 @@
                 <w:szCs w:val="32"/>
                 <w:cs/>
               </w:rPr>
-              <w:t xml:space="preserve">1.4 </w:t>
-            </w:r>
-            <w:r>
-              <w:rPr>
-                <w:rFonts w:ascii="TH SarabunPSK" w:eastAsia="Calibri" w:hAnsi="TH SarabunPSK" w:cs="TH SarabunPSK" w:hint="cs"/>
-                <w:sz w:val="32"/>
-                <w:szCs w:val="32"/>
-                <w:cs/>
-              </w:rPr>
-              <w:t>กำหนดประชากร</w:t>
+              <w:t>1.4 กำหนดประชากร</w:t>
             </w:r>
           </w:p>
         </w:tc>
@@ -851,7 +842,7 @@
             </w:pPr>
             <w:r>
               <w:rPr>
-                <w:rFonts w:ascii="TH SarabunPSK" w:eastAsia="Calibri" w:hAnsi="TH SarabunPSK" w:cs="TH SarabunPSK" w:hint="cs"/>
+                <w:rFonts w:ascii="TH SarabunPSK" w:eastAsia="Calibri" w:hAnsi="TH SarabunPSK" w:cs="TH SarabunPSK"/>
                 <w:sz w:val="32"/>
                 <w:szCs w:val="32"/>
                 <w:cs/>
@@ -904,16 +895,7 @@
                 <w:szCs w:val="32"/>
                 <w:cs/>
               </w:rPr>
-              <w:t xml:space="preserve">1.5 </w:t>
-            </w:r>
-            <w:r>
-              <w:rPr>
-                <w:rFonts w:ascii="TH SarabunPSK" w:eastAsia="Calibri" w:hAnsi="TH SarabunPSK" w:cs="TH SarabunPSK" w:hint="cs"/>
-                <w:sz w:val="32"/>
-                <w:szCs w:val="32"/>
-                <w:cs/>
-              </w:rPr>
-              <w:t>ขอบเขต</w:t>
+              <w:t>1.5 ขอบเขต</w:t>
             </w:r>
           </w:p>
         </w:tc>
@@ -1074,7 +1056,7 @@
             </w:r>
             <w:r>
               <w:rPr>
-                <w:rFonts w:ascii="TH SarabunPSK" w:eastAsia="Calibri" w:hAnsi="TH SarabunPSK" w:cs="TH SarabunPSK" w:hint="cs"/>
+                <w:rFonts w:ascii="TH SarabunPSK" w:eastAsia="Calibri" w:hAnsi="TH SarabunPSK" w:cs="TH SarabunPSK"/>
                 <w:sz w:val="32"/>
                 <w:szCs w:val="32"/>
                 <w:cs/>
@@ -1148,7 +1130,7 @@
             </w:pPr>
             <w:r>
               <w:rPr>
-                <w:rFonts w:ascii="TH SarabunPSK" w:eastAsia="Calibri" w:hAnsi="TH SarabunPSK" w:cs="TH SarabunPSK" w:hint="cs"/>
+                <w:rFonts w:ascii="TH SarabunPSK" w:eastAsia="Calibri" w:hAnsi="TH SarabunPSK" w:cs="TH SarabunPSK"/>
                 <w:sz w:val="32"/>
                 <w:szCs w:val="32"/>
                 <w:cs/>
@@ -1231,7 +1213,7 @@
             </w:pPr>
             <w:r>
               <w:rPr>
-                <w:rFonts w:ascii="TH SarabunPSK" w:eastAsia="Calibri" w:hAnsi="TH SarabunPSK" w:cs="TH SarabunPSK" w:hint="cs"/>
+                <w:rFonts w:ascii="TH SarabunPSK" w:eastAsia="Calibri" w:hAnsi="TH SarabunPSK" w:cs="TH SarabunPSK"/>
                 <w:sz w:val="32"/>
                 <w:szCs w:val="32"/>
                 <w:cs/>
@@ -1240,7 +1222,7 @@
             </w:r>
             <w:r>
               <w:rPr>
-                <w:rFonts w:ascii="TH SarabunPSK" w:hAnsi="TH SarabunPSK" w:cs="TH SarabunPSK" w:hint="cs"/>
+                <w:rFonts w:ascii="TH SarabunPSK" w:hAnsi="TH SarabunPSK" w:cs="TH SarabunPSK"/>
                 <w:sz w:val="32"/>
                 <w:szCs w:val="32"/>
                 <w:cs/>
@@ -1305,7 +1287,7 @@
             </w:r>
             <w:r>
               <w:rPr>
-                <w:rFonts w:ascii="TH SarabunPSK" w:hAnsi="TH SarabunPSK" w:cs="TH SarabunPSK" w:hint="cs"/>
+                <w:rFonts w:ascii="TH SarabunPSK" w:hAnsi="TH SarabunPSK" w:cs="TH SarabunPSK"/>
                 <w:sz w:val="32"/>
                 <w:szCs w:val="32"/>
                 <w:cs/>
@@ -1333,12 +1315,12 @@
             </w:pPr>
             <w:r>
               <w:rPr>
-                <w:rFonts w:ascii="TH SarabunPSK" w:eastAsia="Calibri" w:hAnsi="TH SarabunPSK" w:cs="TH SarabunPSK" w:hint="cs"/>
-                <w:sz w:val="32"/>
-                <w:szCs w:val="32"/>
-                <w:cs/>
-              </w:rPr>
-              <w:t>8</w:t>
+                <w:rFonts w:ascii="TH SarabunPSK" w:eastAsia="Calibri" w:hAnsi="TH SarabunPSK" w:cs="TH SarabunPSK"/>
+                <w:sz w:val="32"/>
+                <w:szCs w:val="32"/>
+                <w:cs/>
+              </w:rPr>
+              <w:t>7</w:t>
             </w:r>
           </w:p>
         </w:tc>
@@ -1399,7 +1381,7 @@
             </w:r>
             <w:r>
               <w:rPr>
-                <w:rFonts w:ascii="TH SarabunPSK" w:hAnsi="TH SarabunPSK" w:cs="TH SarabunPSK" w:hint="cs"/>
+                <w:rFonts w:ascii="TH SarabunPSK" w:hAnsi="TH SarabunPSK" w:cs="TH SarabunPSK"/>
                 <w:sz w:val="32"/>
                 <w:szCs w:val="32"/>
                 <w:cs/>
@@ -1436,12 +1418,12 @@
             </w:pPr>
             <w:r>
               <w:rPr>
-                <w:rFonts w:ascii="TH SarabunPSK" w:eastAsia="Calibri" w:hAnsi="TH SarabunPSK" w:cs="TH SarabunPSK" w:hint="cs"/>
-                <w:sz w:val="32"/>
-                <w:szCs w:val="32"/>
-                <w:cs/>
-              </w:rPr>
-              <w:t>8</w:t>
+                <w:rFonts w:ascii="TH SarabunPSK" w:eastAsia="Calibri" w:hAnsi="TH SarabunPSK" w:cs="TH SarabunPSK"/>
+                <w:sz w:val="32"/>
+                <w:szCs w:val="32"/>
+                <w:cs/>
+              </w:rPr>
+              <w:t>7</w:t>
             </w:r>
           </w:p>
         </w:tc>
@@ -1579,16 +1561,7 @@
                 <w:szCs w:val="32"/>
                 <w:cs/>
               </w:rPr>
-              <w:t>2.</w:t>
-            </w:r>
-            <w:r>
-              <w:rPr>
-                <w:rFonts w:ascii="TH SarabunPSK" w:eastAsia="Calibri" w:hAnsi="TH SarabunPSK" w:cs="TH SarabunPSK" w:hint="cs"/>
-                <w:sz w:val="32"/>
-                <w:szCs w:val="32"/>
-                <w:cs/>
-              </w:rPr>
-              <w:t xml:space="preserve">3 </w:t>
+              <w:t xml:space="preserve">2.3 </w:t>
             </w:r>
             <w:r>
               <w:rPr>
@@ -1666,7 +1639,7 @@
             </w:pPr>
             <w:r>
               <w:rPr>
-                <w:rFonts w:ascii="TH SarabunPSK" w:eastAsia="Calibri" w:hAnsi="TH SarabunPSK" w:cs="TH SarabunPSK" w:hint="cs"/>
+                <w:rFonts w:ascii="TH SarabunPSK" w:eastAsia="Calibri" w:hAnsi="TH SarabunPSK" w:cs="TH SarabunPSK"/>
                 <w:sz w:val="32"/>
                 <w:szCs w:val="32"/>
                 <w:cs/>
@@ -1751,7 +1724,7 @@
             </w:pPr>
             <w:r>
               <w:rPr>
-                <w:rFonts w:ascii="TH SarabunPSK" w:eastAsia="Calibri" w:hAnsi="TH SarabunPSK" w:cs="TH SarabunPSK" w:hint="cs"/>
+                <w:rFonts w:ascii="TH SarabunPSK" w:eastAsia="Calibri" w:hAnsi="TH SarabunPSK" w:cs="TH SarabunPSK"/>
                 <w:sz w:val="32"/>
                 <w:szCs w:val="32"/>
                 <w:cs/>
@@ -1765,25 +1738,7 @@
                 <w:szCs w:val="32"/>
                 <w:cs/>
               </w:rPr>
-              <w:t>ทฤษฎีการสร้างข้อความด้วยการค</w:t>
-            </w:r>
-            <w:r>
-              <w:rPr>
-                <w:rFonts w:ascii="TH SarabunPSK" w:hAnsi="TH SarabunPSK" w:cs="TH SarabunPSK" w:hint="cs"/>
-                <w:sz w:val="32"/>
-                <w:szCs w:val="32"/>
-                <w:cs/>
-              </w:rPr>
-              <w:t>้</w:t>
-            </w:r>
-            <w:r>
-              <w:rPr>
-                <w:rFonts w:ascii="TH SarabunPSK" w:hAnsi="TH SarabunPSK" w:cs="TH SarabunPSK"/>
-                <w:sz w:val="32"/>
-                <w:szCs w:val="32"/>
-                <w:cs/>
-              </w:rPr>
-              <w:t>นคืนสารสนเทศ (</w:t>
+              <w:t>ทฤษฎีการสร้างข้อความด้วยการค้นคืนสารสนเทศ (</w:t>
             </w:r>
             <w:r>
               <w:rPr>
@@ -1861,7 +1816,7 @@
             </w:r>
             <w:r>
               <w:rPr>
-                <w:rFonts w:ascii="TH SarabunPSK" w:eastAsia="Calibri" w:hAnsi="TH SarabunPSK" w:cs="TH SarabunPSK" w:hint="cs"/>
+                <w:rFonts w:ascii="TH SarabunPSK" w:eastAsia="Calibri" w:hAnsi="TH SarabunPSK" w:cs="TH SarabunPSK"/>
                 <w:sz w:val="32"/>
                 <w:szCs w:val="32"/>
                 <w:cs/>
@@ -1909,7 +1864,7 @@
             </w:pPr>
             <w:r>
               <w:rPr>
-                <w:rFonts w:ascii="TH SarabunPSK" w:eastAsia="Calibri" w:hAnsi="TH SarabunPSK" w:cs="TH SarabunPSK" w:hint="cs"/>
+                <w:rFonts w:ascii="TH SarabunPSK" w:eastAsia="Calibri" w:hAnsi="TH SarabunPSK" w:cs="TH SarabunPSK"/>
                 <w:sz w:val="32"/>
                 <w:szCs w:val="32"/>
                 <w:cs/>
@@ -1946,7 +1901,7 @@
             </w:pPr>
             <w:r>
               <w:rPr>
-                <w:rFonts w:ascii="TH SarabunPSK" w:eastAsia="Calibri" w:hAnsi="TH SarabunPSK" w:cs="TH SarabunPSK" w:hint="cs"/>
+                <w:rFonts w:ascii="TH SarabunPSK" w:eastAsia="Calibri" w:hAnsi="TH SarabunPSK" w:cs="TH SarabunPSK"/>
                 <w:sz w:val="32"/>
                 <w:szCs w:val="32"/>
                 <w:cs/>
@@ -2002,7 +1957,7 @@
             </w:pPr>
             <w:r>
               <w:rPr>
-                <w:rFonts w:ascii="TH SarabunPSK" w:eastAsia="Calibri" w:hAnsi="TH SarabunPSK" w:cs="TH SarabunPSK" w:hint="cs"/>
+                <w:rFonts w:ascii="TH SarabunPSK" w:eastAsia="Calibri" w:hAnsi="TH SarabunPSK" w:cs="TH SarabunPSK"/>
                 <w:sz w:val="32"/>
                 <w:szCs w:val="32"/>
                 <w:cs/>
@@ -2019,7 +1974,7 @@
             </w:r>
             <w:r>
               <w:rPr>
-                <w:rFonts w:ascii="TH SarabunPSK" w:eastAsia="Calibri" w:hAnsi="TH SarabunPSK" w:cs="TH SarabunPSK" w:hint="cs"/>
+                <w:rFonts w:ascii="TH SarabunPSK" w:eastAsia="Calibri" w:hAnsi="TH SarabunPSK" w:cs="TH SarabunPSK"/>
                 <w:sz w:val="32"/>
                 <w:szCs w:val="32"/>
                 <w:cs/>
@@ -2056,7 +2011,7 @@
             </w:pPr>
             <w:r>
               <w:rPr>
-                <w:rFonts w:ascii="TH SarabunPSK" w:eastAsia="Calibri" w:hAnsi="TH SarabunPSK" w:cs="TH SarabunPSK" w:hint="cs"/>
+                <w:rFonts w:ascii="TH SarabunPSK" w:eastAsia="Calibri" w:hAnsi="TH SarabunPSK" w:cs="TH SarabunPSK"/>
                 <w:sz w:val="32"/>
                 <w:szCs w:val="32"/>
                 <w:cs/>
@@ -2192,7 +2147,7 @@
             </w:pPr>
             <w:r>
               <w:rPr>
-                <w:rFonts w:ascii="TH SarabunPSK" w:eastAsia="Calibri" w:hAnsi="TH SarabunPSK" w:cs="TH SarabunPSK" w:hint="cs"/>
+                <w:rFonts w:ascii="TH SarabunPSK" w:eastAsia="Calibri" w:hAnsi="TH SarabunPSK" w:cs="TH SarabunPSK"/>
                 <w:sz w:val="32"/>
                 <w:szCs w:val="32"/>
                 <w:cs/>
@@ -2262,7 +2217,71 @@
                 <w:rFonts w:ascii="TH SarabunPSK" w:eastAsia="Calibri" w:hAnsi="TH SarabunPSK" w:cs="TH SarabunPSK"/>
                 <w:sz w:val="32"/>
                 <w:szCs w:val="32"/>
-                <w:cs/>
+              </w:rPr>
+            </w:pPr>
+          </w:p>
+          <w:p>
+            <w:pPr>
+              <w:tabs>
+                <w:tab w:val="left" w:pos="1843"/>
+              </w:tabs>
+              <w:jc w:val="center"/>
+              <w:rPr>
+                <w:rFonts w:ascii="TH SarabunPSK" w:eastAsia="Calibri" w:hAnsi="TH SarabunPSK" w:cs="TH SarabunPSK"/>
+                <w:sz w:val="32"/>
+                <w:szCs w:val="32"/>
+              </w:rPr>
+            </w:pPr>
+          </w:p>
+          <w:p>
+            <w:pPr>
+              <w:tabs>
+                <w:tab w:val="left" w:pos="1843"/>
+              </w:tabs>
+              <w:jc w:val="center"/>
+              <w:rPr>
+                <w:rFonts w:ascii="TH SarabunPSK" w:eastAsia="Calibri" w:hAnsi="TH SarabunPSK" w:cs="TH SarabunPSK"/>
+                <w:sz w:val="32"/>
+                <w:szCs w:val="32"/>
+              </w:rPr>
+            </w:pPr>
+          </w:p>
+          <w:p>
+            <w:pPr>
+              <w:tabs>
+                <w:tab w:val="left" w:pos="1843"/>
+              </w:tabs>
+              <w:jc w:val="center"/>
+              <w:rPr>
+                <w:rFonts w:ascii="TH SarabunPSK" w:eastAsia="Calibri" w:hAnsi="TH SarabunPSK" w:cs="TH SarabunPSK"/>
+                <w:sz w:val="32"/>
+                <w:szCs w:val="32"/>
+              </w:rPr>
+            </w:pPr>
+          </w:p>
+          <w:p>
+            <w:pPr>
+              <w:tabs>
+                <w:tab w:val="left" w:pos="1843"/>
+              </w:tabs>
+              <w:jc w:val="center"/>
+              <w:rPr>
+                <w:rFonts w:ascii="TH SarabunPSK" w:eastAsia="Calibri" w:hAnsi="TH SarabunPSK" w:cs="TH SarabunPSK" w:hint="cs"/>
+                <w:sz w:val="32"/>
+                <w:szCs w:val="32"/>
+              </w:rPr>
+            </w:pPr>
+          </w:p>
+          <w:p>
+            <w:pPr>
+              <w:tabs>
+                <w:tab w:val="left" w:pos="1843"/>
+              </w:tabs>
+              <w:jc w:val="center"/>
+              <w:rPr>
+                <w:rFonts w:ascii="TH SarabunPSK" w:eastAsia="Calibri" w:hAnsi="TH SarabunPSK" w:cs="TH SarabunPSK"/>
+                <w:sz w:val="32"/>
+                <w:szCs w:val="32"/>
               </w:rPr>
             </w:pPr>
           </w:p>
@@ -2327,35 +2346,14 @@
             </w:pPr>
             <w:r>
               <w:rPr>
-                <w:rFonts w:ascii="TH SarabunPSK" w:hAnsi="TH SarabunPSK" w:cs="TH SarabunPSK" w:hint="cs"/>
-                <w:b/>
-                <w:bCs/>
-                <w:sz w:val="32"/>
-                <w:szCs w:val="32"/>
-                <w:cs/>
-              </w:rPr>
-              <w:t xml:space="preserve">สารบัญ </w:t>
-            </w:r>
-            <w:r>
-              <w:rPr>
                 <w:rFonts w:ascii="TH SarabunPSK" w:hAnsi="TH SarabunPSK" w:cs="TH SarabunPSK"/>
                 <w:b/>
                 <w:bCs/>
                 <w:sz w:val="32"/>
                 <w:szCs w:val="32"/>
-              </w:rPr>
-              <w:t>(</w:t>
-            </w:r>
-            <w:r>
-              <w:rPr>
-                <w:rFonts w:ascii="TH SarabunPSK" w:hAnsi="TH SarabunPSK" w:cs="TH SarabunPSK" w:hint="cs"/>
-                <w:b/>
-                <w:bCs/>
-                <w:sz w:val="32"/>
-                <w:szCs w:val="32"/>
-                <w:cs/>
-              </w:rPr>
-              <w:t>ต่อ</w:t>
+                <w:cs/>
+              </w:rPr>
+              <w:t xml:space="preserve">สารบัญ </w:t>
             </w:r>
             <w:r>
               <w:rPr>
@@ -2365,6 +2363,27 @@
                 <w:sz w:val="32"/>
                 <w:szCs w:val="32"/>
               </w:rPr>
+              <w:t>(</w:t>
+            </w:r>
+            <w:r>
+              <w:rPr>
+                <w:rFonts w:ascii="TH SarabunPSK" w:hAnsi="TH SarabunPSK" w:cs="TH SarabunPSK"/>
+                <w:b/>
+                <w:bCs/>
+                <w:sz w:val="32"/>
+                <w:szCs w:val="32"/>
+                <w:cs/>
+              </w:rPr>
+              <w:t>ต่อ</w:t>
+            </w:r>
+            <w:r>
+              <w:rPr>
+                <w:rFonts w:ascii="TH SarabunPSK" w:hAnsi="TH SarabunPSK" w:cs="TH SarabunPSK"/>
+                <w:b/>
+                <w:bCs/>
+                <w:sz w:val="32"/>
+                <w:szCs w:val="32"/>
+              </w:rPr>
               <w:t>)</w:t>
             </w:r>
           </w:p>
@@ -2404,26 +2423,10 @@
         </w:tc>
       </w:tr>
       <w:tr>
-        <w:tblPrEx>
-          <w:tblBorders>
-            <w:top w:val="single" w:sz="4" w:space="0" w:color="auto"/>
-            <w:left w:val="single" w:sz="4" w:space="0" w:color="auto"/>
-            <w:bottom w:val="single" w:sz="4" w:space="0" w:color="auto"/>
-            <w:right w:val="single" w:sz="4" w:space="0" w:color="auto"/>
-            <w:insideH w:val="single" w:sz="4" w:space="0" w:color="auto"/>
-            <w:insideV w:val="single" w:sz="4" w:space="0" w:color="auto"/>
-          </w:tblBorders>
-        </w:tblPrEx>
         <w:tc>
           <w:tcPr>
             <w:tcW w:w="988" w:type="dxa"/>
             <w:gridSpan w:val="2"/>
-            <w:tcBorders>
-              <w:top w:val="nil"/>
-              <w:left w:val="nil"/>
-              <w:bottom w:val="nil"/>
-              <w:right w:val="nil"/>
-            </w:tcBorders>
           </w:tcPr>
           <w:p>
             <w:pPr>
@@ -2442,12 +2445,6 @@
         <w:tc>
           <w:tcPr>
             <w:tcW w:w="6662" w:type="dxa"/>
-            <w:tcBorders>
-              <w:top w:val="nil"/>
-              <w:left w:val="nil"/>
-              <w:bottom w:val="nil"/>
-              <w:right w:val="nil"/>
-            </w:tcBorders>
           </w:tcPr>
           <w:p>
             <w:pPr>
@@ -2468,12 +2465,6 @@
         <w:tc>
           <w:tcPr>
             <w:tcW w:w="646" w:type="dxa"/>
-            <w:tcBorders>
-              <w:top w:val="nil"/>
-              <w:left w:val="nil"/>
-              <w:bottom w:val="nil"/>
-              <w:right w:val="nil"/>
-            </w:tcBorders>
           </w:tcPr>
           <w:p>
             <w:pPr>
@@ -2537,21 +2528,12 @@
             </w:pPr>
             <w:r>
               <w:rPr>
-                <w:rFonts w:ascii="TH SarabunPSK" w:eastAsia="Calibri" w:hAnsi="TH SarabunPSK" w:cs="TH SarabunPSK" w:hint="cs"/>
-                <w:sz w:val="32"/>
-                <w:szCs w:val="32"/>
-                <w:cs/>
-              </w:rPr>
-              <w:t xml:space="preserve">3.1 </w:t>
-            </w:r>
-            <w:r>
-              <w:rPr>
-                <w:rFonts w:ascii="TH SarabunPSK" w:eastAsia="Calibri" w:hAnsi="TH SarabunPSK" w:cs="TH SarabunPSK"/>
-                <w:sz w:val="32"/>
-                <w:szCs w:val="32"/>
-                <w:cs/>
-              </w:rPr>
-              <w:t xml:space="preserve">ระยะที่ 1 </w:t>
+                <w:rFonts w:ascii="TH SarabunPSK" w:eastAsia="Calibri" w:hAnsi="TH SarabunPSK" w:cs="TH SarabunPSK"/>
+                <w:sz w:val="32"/>
+                <w:szCs w:val="32"/>
+                <w:cs/>
+              </w:rPr>
+              <w:t xml:space="preserve">3.1 ระยะที่ 1 </w:t>
             </w:r>
             <w:r>
               <w:rPr>
@@ -2583,7 +2565,7 @@
             </w:pPr>
             <w:r>
               <w:rPr>
-                <w:rFonts w:ascii="TH SarabunPSK" w:eastAsia="Calibri" w:hAnsi="TH SarabunPSK" w:cs="TH SarabunPSK" w:hint="cs"/>
+                <w:rFonts w:ascii="TH SarabunPSK" w:eastAsia="Calibri" w:hAnsi="TH SarabunPSK" w:cs="TH SarabunPSK"/>
                 <w:sz w:val="32"/>
                 <w:szCs w:val="32"/>
                 <w:cs/>
@@ -2639,7 +2621,7 @@
             </w:pPr>
             <w:r>
               <w:rPr>
-                <w:rFonts w:ascii="TH SarabunPSK" w:eastAsia="Calibri" w:hAnsi="TH SarabunPSK" w:cs="TH SarabunPSK" w:hint="cs"/>
+                <w:rFonts w:ascii="TH SarabunPSK" w:eastAsia="Calibri" w:hAnsi="TH SarabunPSK" w:cs="TH SarabunPSK"/>
                 <w:sz w:val="32"/>
                 <w:szCs w:val="32"/>
                 <w:cs/>
@@ -2653,16 +2635,7 @@
                 <w:szCs w:val="32"/>
                 <w:cs/>
               </w:rPr>
-              <w:t xml:space="preserve">ระยะที่ 2 </w:t>
-            </w:r>
-            <w:r>
-              <w:rPr>
-                <w:rFonts w:ascii="TH SarabunPSK" w:eastAsia="Calibri" w:hAnsi="TH SarabunPSK" w:cs="TH SarabunPSK"/>
-                <w:sz w:val="32"/>
-                <w:szCs w:val="32"/>
-                <w:cs/>
-              </w:rPr>
-              <w:t>เพื่อหาประสิทธิภาพของระบบผู้ช่วยแบบตัวแทนเชิงปัญญาประดิษฐ์สำหรับองค์กร</w:t>
+              <w:t>ระยะที่ 2 หาประสิทธิภาพของระบบการพัฒนาระบบผู้ช่วยแบบตัวแทนเชิงปัญญาประดิษฐ์สำหรับองค์กร</w:t>
             </w:r>
           </w:p>
         </w:tc>
@@ -2687,8 +2660,9 @@
                 <w:rFonts w:ascii="TH SarabunPSK" w:eastAsia="Calibri" w:hAnsi="TH SarabunPSK" w:cs="TH SarabunPSK"/>
                 <w:sz w:val="32"/>
                 <w:szCs w:val="32"/>
-              </w:rPr>
-              <w:t>65</w:t>
+                <w:cs/>
+              </w:rPr>
+              <w:t>88</w:t>
             </w:r>
           </w:p>
         </w:tc>
@@ -2731,7 +2705,7 @@
             </w:pPr>
             <w:r>
               <w:rPr>
-                <w:rFonts w:ascii="TH SarabunPSK" w:eastAsia="Calibri" w:hAnsi="TH SarabunPSK" w:cs="TH SarabunPSK" w:hint="cs"/>
+                <w:rFonts w:ascii="TH SarabunPSK" w:eastAsia="Calibri" w:hAnsi="TH SarabunPSK" w:cs="TH SarabunPSK"/>
                 <w:sz w:val="32"/>
                 <w:szCs w:val="32"/>
                 <w:cs/>
@@ -2748,7 +2722,7 @@
             </w:r>
             <w:r>
               <w:rPr>
-                <w:rFonts w:ascii="TH SarabunPSK" w:eastAsia="Calibri" w:hAnsi="TH SarabunPSK" w:cs="TH SarabunPSK" w:hint="cs"/>
+                <w:rFonts w:ascii="TH SarabunPSK" w:eastAsia="Calibri" w:hAnsi="TH SarabunPSK" w:cs="TH SarabunPSK"/>
                 <w:sz w:val="32"/>
                 <w:szCs w:val="32"/>
                 <w:cs/>
@@ -2762,43 +2736,7 @@
                 <w:szCs w:val="32"/>
                 <w:cs/>
               </w:rPr>
-              <w:t xml:space="preserve">ระยะที่ 3 </w:t>
-            </w:r>
-            <w:r>
-              <w:rPr>
-                <w:rFonts w:ascii="TH SarabunPSK" w:hAnsi="TH SarabunPSK" w:cs="TH SarabunPSK" w:hint="cs"/>
-                <w:sz w:val="32"/>
-                <w:szCs w:val="32"/>
-                <w:cs/>
-              </w:rPr>
-              <w:t>เพื่อทดสอบ</w:t>
-            </w:r>
-            <w:r>
-              <w:rPr>
-                <w:rFonts w:ascii="TH SarabunPSK" w:hAnsi="TH SarabunPSK" w:cs="TH SarabunPSK"/>
-                <w:sz w:val="32"/>
-                <w:szCs w:val="32"/>
-                <w:cs/>
-              </w:rPr>
-              <w:t>ความพึงพอใจของผู้ใช้</w:t>
-            </w:r>
-            <w:r>
-              <w:rPr>
-                <w:rFonts w:ascii="TH SarabunPSK" w:hAnsi="TH SarabunPSK" w:cs="TH SarabunPSK" w:hint="cs"/>
-                <w:sz w:val="32"/>
-                <w:szCs w:val="32"/>
-                <w:cs/>
-              </w:rPr>
-              <w:t>งานที่มีต่อ</w:t>
-            </w:r>
-            <w:r>
-              <w:rPr>
-                <w:rFonts w:ascii="TH SarabunPSK" w:hAnsi="TH SarabunPSK" w:cs="TH SarabunPSK"/>
-                <w:sz w:val="32"/>
-                <w:szCs w:val="32"/>
-                <w:cs/>
-              </w:rPr>
-              <w:t>ระบบผู้ช่วยแบบตัวแทนเชิงปัญญาประดิษฐ์สำหรับองค์กร</w:t>
+              <w:t>ระยะที่ 3 หาความพึงพอใจของผู้ใช้ระบบผู้ช่วยแบบตัวแทนเชิงปัญญาประดิษฐ์สำหรับองค์กร</w:t>
             </w:r>
           </w:p>
         </w:tc>
@@ -2823,8 +2761,9 @@
                 <w:rFonts w:ascii="TH SarabunPSK" w:eastAsia="Calibri" w:hAnsi="TH SarabunPSK" w:cs="TH SarabunPSK"/>
                 <w:sz w:val="32"/>
                 <w:szCs w:val="32"/>
-              </w:rPr>
-              <w:t>67</w:t>
+                <w:cs/>
+              </w:rPr>
+              <w:t>90</w:t>
             </w:r>
           </w:p>
         </w:tc>
@@ -2854,25 +2793,7 @@
                 <w:szCs w:val="32"/>
                 <w:cs/>
               </w:rPr>
-              <w:t>บทที่ 4</w:t>
-            </w:r>
-            <w:r>
-              <w:rPr>
-                <w:rFonts w:ascii="TH SarabunPSK" w:eastAsia="Calibri" w:hAnsi="TH SarabunPSK" w:cs="TH SarabunPSK" w:hint="cs"/>
-                <w:sz w:val="32"/>
-                <w:szCs w:val="32"/>
-                <w:cs/>
-              </w:rPr>
-              <w:t xml:space="preserve"> </w:t>
-            </w:r>
-            <w:r>
-              <w:rPr>
-                <w:rFonts w:ascii="TH SarabunPSK" w:eastAsia="Calibri" w:hAnsi="TH SarabunPSK" w:cs="TH SarabunPSK"/>
-                <w:sz w:val="32"/>
-                <w:szCs w:val="32"/>
-                <w:cs/>
-              </w:rPr>
-              <w:t>ผลการดำเนินงานวิจัย</w:t>
+              <w:t>บทที่ 4 ผลการดำเนินงานวิจัย</w:t>
             </w:r>
           </w:p>
         </w:tc>
@@ -2897,8 +2818,9 @@
                 <w:rFonts w:ascii="TH SarabunPSK" w:eastAsia="Calibri" w:hAnsi="TH SarabunPSK" w:cs="TH SarabunPSK"/>
                 <w:sz w:val="32"/>
                 <w:szCs w:val="32"/>
-              </w:rPr>
-              <w:t>70</w:t>
+                <w:cs/>
+              </w:rPr>
+              <w:t>93</w:t>
             </w:r>
           </w:p>
         </w:tc>
@@ -2941,21 +2863,12 @@
             </w:pPr>
             <w:r>
               <w:rPr>
-                <w:rFonts w:ascii="TH SarabunPSK" w:eastAsia="Calibri" w:hAnsi="TH SarabunPSK" w:cs="TH SarabunPSK" w:hint="cs"/>
-                <w:sz w:val="32"/>
-                <w:szCs w:val="32"/>
-                <w:cs/>
-              </w:rPr>
-              <w:t xml:space="preserve">4.1 </w:t>
-            </w:r>
-            <w:r>
-              <w:rPr>
-                <w:rFonts w:ascii="TH SarabunPSK" w:eastAsia="Calibri" w:hAnsi="TH SarabunPSK" w:cs="TH SarabunPSK"/>
-                <w:sz w:val="32"/>
-                <w:szCs w:val="32"/>
-                <w:cs/>
-              </w:rPr>
-              <w:t>การพัฒนาระบบผู้ช่วยแบบตัวแทนเชิงปัญญาประดิษฐ์สำหรับองค์กร</w:t>
+                <w:rFonts w:ascii="TH SarabunPSK" w:eastAsia="Calibri" w:hAnsi="TH SarabunPSK" w:cs="TH SarabunPSK"/>
+                <w:sz w:val="32"/>
+                <w:szCs w:val="32"/>
+                <w:cs/>
+              </w:rPr>
+              <w:t>4.1 การพัฒนาระบบผู้ช่วยแบบตัวแทนเชิงปัญญาประดิษฐ์สำหรับองค์กร</w:t>
             </w:r>
           </w:p>
         </w:tc>
@@ -2980,8 +2893,9 @@
                 <w:rFonts w:ascii="TH SarabunPSK" w:eastAsia="Calibri" w:hAnsi="TH SarabunPSK" w:cs="TH SarabunPSK"/>
                 <w:sz w:val="32"/>
                 <w:szCs w:val="32"/>
-              </w:rPr>
-              <w:t>70</w:t>
+                <w:cs/>
+              </w:rPr>
+              <w:t>93</w:t>
             </w:r>
           </w:p>
         </w:tc>
@@ -3029,25 +2943,7 @@
                 <w:szCs w:val="32"/>
                 <w:cs/>
               </w:rPr>
-              <w:t>4.2</w:t>
-            </w:r>
-            <w:r>
-              <w:rPr>
-                <w:rFonts w:ascii="TH SarabunPSK" w:eastAsia="Calibri" w:hAnsi="TH SarabunPSK" w:cs="TH SarabunPSK" w:hint="cs"/>
-                <w:sz w:val="32"/>
-                <w:szCs w:val="32"/>
-                <w:cs/>
-              </w:rPr>
-              <w:t xml:space="preserve"> </w:t>
-            </w:r>
-            <w:r>
-              <w:rPr>
-                <w:rFonts w:ascii="TH SarabunPSK" w:eastAsia="Calibri" w:hAnsi="TH SarabunPSK" w:cs="TH SarabunPSK"/>
-                <w:sz w:val="32"/>
-                <w:szCs w:val="32"/>
-                <w:cs/>
-              </w:rPr>
-              <w:t>แบบประเมินการวิเคราะห์ประสิทธิภาพของระบบผู้ช่วยแบบตัวแทนเชิงปัญญาประดิษฐ์สำหรับองค์กร</w:t>
+              <w:t>4.2 แบบประเมินการวิเคราะห์ประสิทธิภาพของระบบผู้ช่วยแบบตัวแทนเชิงปัญญาประดิษฐ์สำหรับองค์กร</w:t>
             </w:r>
           </w:p>
         </w:tc>
@@ -3072,8 +2968,9 @@
                 <w:rFonts w:ascii="TH SarabunPSK" w:eastAsia="Calibri" w:hAnsi="TH SarabunPSK" w:cs="TH SarabunPSK"/>
                 <w:sz w:val="32"/>
                 <w:szCs w:val="32"/>
-              </w:rPr>
-              <w:t>87</w:t>
+                <w:cs/>
+              </w:rPr>
+              <w:t>108</w:t>
             </w:r>
           </w:p>
         </w:tc>
@@ -3133,7 +3030,7 @@
             </w:r>
             <w:r>
               <w:rPr>
-                <w:rFonts w:ascii="TH SarabunPSK" w:eastAsia="Calibri" w:hAnsi="TH SarabunPSK" w:cs="TH SarabunPSK" w:hint="cs"/>
+                <w:rFonts w:ascii="TH SarabunPSK" w:eastAsia="Calibri" w:hAnsi="TH SarabunPSK" w:cs="TH SarabunPSK"/>
                 <w:sz w:val="32"/>
                 <w:szCs w:val="32"/>
                 <w:cs/>
@@ -3169,87 +3066,48 @@
             </w:pPr>
             <w:r>
               <w:rPr>
-                <w:rFonts w:ascii="TH SarabunPSK" w:eastAsia="Calibri" w:hAnsi="TH SarabunPSK" w:cs="TH SarabunPSK" w:hint="cs"/>
-                <w:sz w:val="32"/>
-                <w:szCs w:val="32"/>
-                <w:cs/>
-              </w:rPr>
-              <w:t>9</w:t>
-            </w:r>
-            <w:r>
-              <w:rPr>
-                <w:rFonts w:ascii="TH SarabunPSK" w:eastAsia="Calibri" w:hAnsi="TH SarabunPSK" w:cs="TH SarabunPSK"/>
-                <w:sz w:val="32"/>
-                <w:szCs w:val="32"/>
-              </w:rPr>
-              <w:t>1</w:t>
+                <w:rFonts w:ascii="TH SarabunPSK" w:eastAsia="Calibri" w:hAnsi="TH SarabunPSK" w:cs="TH SarabunPSK"/>
+                <w:sz w:val="32"/>
+                <w:szCs w:val="32"/>
+                <w:cs/>
+              </w:rPr>
+              <w:t>112</w:t>
             </w:r>
           </w:p>
         </w:tc>
       </w:tr>
       <w:tr>
-        <w:tblPrEx>
-          <w:tblBorders>
-            <w:top w:val="single" w:sz="4" w:space="0" w:color="auto"/>
-            <w:left w:val="single" w:sz="4" w:space="0" w:color="auto"/>
-            <w:bottom w:val="single" w:sz="4" w:space="0" w:color="auto"/>
-            <w:right w:val="single" w:sz="4" w:space="0" w:color="auto"/>
-            <w:insideH w:val="single" w:sz="4" w:space="0" w:color="auto"/>
-            <w:insideV w:val="single" w:sz="4" w:space="0" w:color="auto"/>
-          </w:tblBorders>
-        </w:tblPrEx>
         <w:tc>
           <w:tcPr>
             <w:tcW w:w="7650" w:type="dxa"/>
             <w:gridSpan w:val="3"/>
-            <w:tcBorders>
-              <w:top w:val="nil"/>
-              <w:left w:val="nil"/>
-              <w:bottom w:val="nil"/>
-              <w:right w:val="nil"/>
-            </w:tcBorders>
-          </w:tcPr>
-          <w:p>
-            <w:pPr>
-              <w:tabs>
-                <w:tab w:val="left" w:pos="1843"/>
-              </w:tabs>
-              <w:rPr>
-                <w:rFonts w:ascii="TH SarabunPSK" w:eastAsia="Calibri" w:hAnsi="TH SarabunPSK" w:cs="TH SarabunPSK"/>
-                <w:sz w:val="32"/>
-                <w:szCs w:val="32"/>
-                <w:cs/>
-              </w:rPr>
-            </w:pPr>
-            <w:r>
-              <w:rPr>
-                <w:rFonts w:ascii="TH SarabunPSK" w:eastAsia="Calibri" w:hAnsi="TH SarabunPSK" w:cs="TH SarabunPSK" w:hint="cs"/>
-                <w:sz w:val="32"/>
-                <w:szCs w:val="32"/>
-                <w:cs/>
-              </w:rPr>
-              <w:t xml:space="preserve">บทที่ 5 </w:t>
-            </w:r>
-            <w:r>
-              <w:rPr>
-                <w:rFonts w:ascii="TH SarabunPSK" w:eastAsia="Calibri" w:hAnsi="TH SarabunPSK" w:cs="TH SarabunPSK"/>
-                <w:sz w:val="32"/>
-                <w:szCs w:val="32"/>
-                <w:cs/>
-              </w:rPr>
-              <w:t>สรุปผลการวิจัย อภิปรายผล และข้อเสนอแนะ</w:t>
+          </w:tcPr>
+          <w:p>
+            <w:pPr>
+              <w:tabs>
+                <w:tab w:val="left" w:pos="1843"/>
+              </w:tabs>
+              <w:rPr>
+                <w:rFonts w:ascii="TH SarabunPSK" w:eastAsia="Calibri" w:hAnsi="TH SarabunPSK" w:cs="TH SarabunPSK"/>
+                <w:sz w:val="32"/>
+                <w:szCs w:val="32"/>
+                <w:cs/>
+              </w:rPr>
+            </w:pPr>
+            <w:r>
+              <w:rPr>
+                <w:rFonts w:ascii="TH SarabunPSK" w:eastAsia="Calibri" w:hAnsi="TH SarabunPSK" w:cs="TH SarabunPSK"/>
+                <w:sz w:val="32"/>
+                <w:szCs w:val="32"/>
+                <w:cs/>
+              </w:rPr>
+              <w:t>บทที่ 5 สรุปผลการวิจัย อภิปรายผล และข้อเสนอแนะ</w:t>
             </w:r>
           </w:p>
         </w:tc>
         <w:tc>
           <w:tcPr>
             <w:tcW w:w="646" w:type="dxa"/>
-            <w:tcBorders>
-              <w:top w:val="nil"/>
-              <w:left w:val="nil"/>
-              <w:bottom w:val="nil"/>
-              <w:right w:val="nil"/>
-            </w:tcBorders>
           </w:tcPr>
           <w:p>
             <w:pPr>
@@ -3268,32 +3126,17 @@
                 <w:rFonts w:ascii="TH SarabunPSK" w:eastAsia="Calibri" w:hAnsi="TH SarabunPSK" w:cs="TH SarabunPSK"/>
                 <w:sz w:val="32"/>
                 <w:szCs w:val="32"/>
-              </w:rPr>
-              <w:t>93</w:t>
+                <w:cs/>
+              </w:rPr>
+              <w:t>114</w:t>
             </w:r>
           </w:p>
         </w:tc>
       </w:tr>
       <w:tr>
-        <w:tblPrEx>
-          <w:tblBorders>
-            <w:top w:val="single" w:sz="4" w:space="0" w:color="auto"/>
-            <w:left w:val="single" w:sz="4" w:space="0" w:color="auto"/>
-            <w:bottom w:val="single" w:sz="4" w:space="0" w:color="auto"/>
-            <w:right w:val="single" w:sz="4" w:space="0" w:color="auto"/>
-            <w:insideH w:val="single" w:sz="4" w:space="0" w:color="auto"/>
-            <w:insideV w:val="single" w:sz="4" w:space="0" w:color="auto"/>
-          </w:tblBorders>
-        </w:tblPrEx>
         <w:tc>
           <w:tcPr>
             <w:tcW w:w="562" w:type="dxa"/>
-            <w:tcBorders>
-              <w:top w:val="nil"/>
-              <w:left w:val="nil"/>
-              <w:bottom w:val="nil"/>
-              <w:right w:val="nil"/>
-            </w:tcBorders>
           </w:tcPr>
           <w:p>
             <w:pPr>
@@ -3313,28 +3156,22 @@
           <w:tcPr>
             <w:tcW w:w="7088" w:type="dxa"/>
             <w:gridSpan w:val="2"/>
-            <w:tcBorders>
-              <w:top w:val="nil"/>
-              <w:left w:val="nil"/>
-              <w:bottom w:val="nil"/>
-              <w:right w:val="nil"/>
-            </w:tcBorders>
-          </w:tcPr>
-          <w:p>
-            <w:pPr>
-              <w:tabs>
-                <w:tab w:val="left" w:pos="1843"/>
-              </w:tabs>
-              <w:rPr>
-                <w:rFonts w:ascii="TH SarabunPSK" w:eastAsia="Calibri" w:hAnsi="TH SarabunPSK" w:cs="TH SarabunPSK"/>
-                <w:sz w:val="32"/>
-                <w:szCs w:val="32"/>
-                <w:cs/>
-              </w:rPr>
-            </w:pPr>
-            <w:r>
-              <w:rPr>
-                <w:rFonts w:ascii="TH SarabunPSK" w:eastAsia="Calibri" w:hAnsi="TH SarabunPSK" w:cs="TH SarabunPSK" w:hint="cs"/>
+          </w:tcPr>
+          <w:p>
+            <w:pPr>
+              <w:tabs>
+                <w:tab w:val="left" w:pos="1843"/>
+              </w:tabs>
+              <w:rPr>
+                <w:rFonts w:ascii="TH SarabunPSK" w:eastAsia="Calibri" w:hAnsi="TH SarabunPSK" w:cs="TH SarabunPSK"/>
+                <w:sz w:val="32"/>
+                <w:szCs w:val="32"/>
+                <w:cs/>
+              </w:rPr>
+            </w:pPr>
+            <w:r>
+              <w:rPr>
+                <w:rFonts w:ascii="TH SarabunPSK" w:eastAsia="Calibri" w:hAnsi="TH SarabunPSK" w:cs="TH SarabunPSK"/>
                 <w:sz w:val="32"/>
                 <w:szCs w:val="32"/>
                 <w:cs/>
@@ -3343,7 +3180,7 @@
             </w:r>
             <w:r>
               <w:rPr>
-                <w:rFonts w:ascii="TH SarabunPSK" w:hAnsi="TH SarabunPSK" w:cs="TH SarabunPSK" w:hint="cs"/>
+                <w:rFonts w:ascii="TH SarabunPSK" w:hAnsi="TH SarabunPSK" w:cs="TH SarabunPSK"/>
                 <w:sz w:val="32"/>
                 <w:szCs w:val="32"/>
                 <w:cs/>
@@ -3355,12 +3192,6 @@
         <w:tc>
           <w:tcPr>
             <w:tcW w:w="646" w:type="dxa"/>
-            <w:tcBorders>
-              <w:top w:val="nil"/>
-              <w:left w:val="nil"/>
-              <w:bottom w:val="nil"/>
-              <w:right w:val="nil"/>
-            </w:tcBorders>
           </w:tcPr>
           <w:p>
             <w:pPr>
@@ -3376,44 +3207,20 @@
             </w:pPr>
             <w:r>
               <w:rPr>
-                <w:rFonts w:ascii="TH SarabunPSK" w:eastAsia="Calibri" w:hAnsi="TH SarabunPSK" w:cs="TH SarabunPSK" w:hint="cs"/>
-                <w:sz w:val="32"/>
-                <w:szCs w:val="32"/>
-                <w:cs/>
-              </w:rPr>
-              <w:t>9</w:t>
-            </w:r>
-            <w:r>
-              <w:rPr>
-                <w:rFonts w:ascii="TH SarabunPSK" w:eastAsia="Calibri" w:hAnsi="TH SarabunPSK" w:cs="TH SarabunPSK"/>
-                <w:sz w:val="32"/>
-                <w:szCs w:val="32"/>
-              </w:rPr>
-              <w:t>3</w:t>
+                <w:rFonts w:ascii="TH SarabunPSK" w:eastAsia="Calibri" w:hAnsi="TH SarabunPSK" w:cs="TH SarabunPSK"/>
+                <w:sz w:val="32"/>
+                <w:szCs w:val="32"/>
+                <w:cs/>
+              </w:rPr>
+              <w:t>114</w:t>
             </w:r>
           </w:p>
         </w:tc>
       </w:tr>
       <w:tr>
-        <w:tblPrEx>
-          <w:tblBorders>
-            <w:top w:val="single" w:sz="4" w:space="0" w:color="auto"/>
-            <w:left w:val="single" w:sz="4" w:space="0" w:color="auto"/>
-            <w:bottom w:val="single" w:sz="4" w:space="0" w:color="auto"/>
-            <w:right w:val="single" w:sz="4" w:space="0" w:color="auto"/>
-            <w:insideH w:val="single" w:sz="4" w:space="0" w:color="auto"/>
-            <w:insideV w:val="single" w:sz="4" w:space="0" w:color="auto"/>
-          </w:tblBorders>
-        </w:tblPrEx>
         <w:tc>
           <w:tcPr>
             <w:tcW w:w="562" w:type="dxa"/>
-            <w:tcBorders>
-              <w:top w:val="nil"/>
-              <w:left w:val="nil"/>
-              <w:bottom w:val="nil"/>
-              <w:right w:val="nil"/>
-            </w:tcBorders>
           </w:tcPr>
           <w:p>
             <w:pPr>
@@ -3433,63 +3240,33 @@
           <w:tcPr>
             <w:tcW w:w="7088" w:type="dxa"/>
             <w:gridSpan w:val="2"/>
-            <w:tcBorders>
-              <w:top w:val="nil"/>
-              <w:left w:val="nil"/>
-              <w:bottom w:val="nil"/>
-              <w:right w:val="nil"/>
-            </w:tcBorders>
-          </w:tcPr>
-          <w:p>
-            <w:pPr>
-              <w:tabs>
-                <w:tab w:val="left" w:pos="1843"/>
-              </w:tabs>
-              <w:rPr>
-                <w:rFonts w:ascii="TH SarabunPSK" w:eastAsia="Calibri" w:hAnsi="TH SarabunPSK" w:cs="TH SarabunPSK"/>
-                <w:sz w:val="32"/>
-                <w:szCs w:val="32"/>
-                <w:cs/>
-              </w:rPr>
-            </w:pPr>
-            <w:r>
-              <w:rPr>
-                <w:rFonts w:ascii="TH SarabunPSK" w:eastAsia="Calibri" w:hAnsi="TH SarabunPSK" w:cs="TH SarabunPSK"/>
-                <w:sz w:val="32"/>
-                <w:szCs w:val="32"/>
-                <w:cs/>
-              </w:rPr>
-              <w:t>5.2</w:t>
-            </w:r>
-            <w:r>
-              <w:rPr>
-                <w:rFonts w:ascii="TH SarabunPSK" w:eastAsia="Calibri" w:hAnsi="TH SarabunPSK" w:cs="TH SarabunPSK" w:hint="cs"/>
-                <w:sz w:val="32"/>
-                <w:szCs w:val="32"/>
-                <w:cs/>
-              </w:rPr>
-              <w:t xml:space="preserve"> </w:t>
-            </w:r>
-            <w:r>
-              <w:rPr>
-                <w:rFonts w:ascii="TH SarabunPSK" w:eastAsia="Calibri" w:hAnsi="TH SarabunPSK" w:cs="TH SarabunPSK"/>
-                <w:sz w:val="32"/>
-                <w:szCs w:val="32"/>
-                <w:cs/>
-              </w:rPr>
-              <w:t>อภิปรายผล</w:t>
+          </w:tcPr>
+          <w:p>
+            <w:pPr>
+              <w:tabs>
+                <w:tab w:val="left" w:pos="1843"/>
+              </w:tabs>
+              <w:rPr>
+                <w:rFonts w:ascii="TH SarabunPSK" w:eastAsia="Calibri" w:hAnsi="TH SarabunPSK" w:cs="TH SarabunPSK"/>
+                <w:sz w:val="32"/>
+                <w:szCs w:val="32"/>
+                <w:cs/>
+              </w:rPr>
+            </w:pPr>
+            <w:r>
+              <w:rPr>
+                <w:rFonts w:ascii="TH SarabunPSK" w:eastAsia="Calibri" w:hAnsi="TH SarabunPSK" w:cs="TH SarabunPSK"/>
+                <w:sz w:val="32"/>
+                <w:szCs w:val="32"/>
+                <w:cs/>
+              </w:rPr>
+              <w:t>5.2 อภิปรายผล</w:t>
             </w:r>
           </w:p>
         </w:tc>
         <w:tc>
           <w:tcPr>
             <w:tcW w:w="646" w:type="dxa"/>
-            <w:tcBorders>
-              <w:top w:val="nil"/>
-              <w:left w:val="nil"/>
-              <w:bottom w:val="nil"/>
-              <w:right w:val="nil"/>
-            </w:tcBorders>
           </w:tcPr>
           <w:p>
             <w:pPr>
@@ -3505,44 +3282,20 @@
             </w:pPr>
             <w:r>
               <w:rPr>
-                <w:rFonts w:ascii="TH SarabunPSK" w:eastAsia="Calibri" w:hAnsi="TH SarabunPSK" w:cs="TH SarabunPSK" w:hint="cs"/>
-                <w:sz w:val="32"/>
-                <w:szCs w:val="32"/>
-                <w:cs/>
-              </w:rPr>
-              <w:t>9</w:t>
-            </w:r>
-            <w:r>
-              <w:rPr>
-                <w:rFonts w:ascii="TH SarabunPSK" w:eastAsia="Calibri" w:hAnsi="TH SarabunPSK" w:cs="TH SarabunPSK"/>
-                <w:sz w:val="32"/>
-                <w:szCs w:val="32"/>
-              </w:rPr>
-              <w:t>3</w:t>
+                <w:rFonts w:ascii="TH SarabunPSK" w:eastAsia="Calibri" w:hAnsi="TH SarabunPSK" w:cs="TH SarabunPSK"/>
+                <w:sz w:val="32"/>
+                <w:szCs w:val="32"/>
+                <w:cs/>
+              </w:rPr>
+              <w:t>114</w:t>
             </w:r>
           </w:p>
         </w:tc>
       </w:tr>
       <w:tr>
-        <w:tblPrEx>
-          <w:tblBorders>
-            <w:top w:val="single" w:sz="4" w:space="0" w:color="auto"/>
-            <w:left w:val="single" w:sz="4" w:space="0" w:color="auto"/>
-            <w:bottom w:val="single" w:sz="4" w:space="0" w:color="auto"/>
-            <w:right w:val="single" w:sz="4" w:space="0" w:color="auto"/>
-            <w:insideH w:val="single" w:sz="4" w:space="0" w:color="auto"/>
-            <w:insideV w:val="single" w:sz="4" w:space="0" w:color="auto"/>
-          </w:tblBorders>
-        </w:tblPrEx>
         <w:tc>
           <w:tcPr>
             <w:tcW w:w="562" w:type="dxa"/>
-            <w:tcBorders>
-              <w:top w:val="nil"/>
-              <w:left w:val="nil"/>
-              <w:bottom w:val="nil"/>
-              <w:right w:val="nil"/>
-            </w:tcBorders>
           </w:tcPr>
           <w:p>
             <w:pPr>
@@ -3562,42 +3315,27 @@
           <w:tcPr>
             <w:tcW w:w="7088" w:type="dxa"/>
             <w:gridSpan w:val="2"/>
-            <w:tcBorders>
-              <w:top w:val="nil"/>
-              <w:left w:val="nil"/>
-              <w:bottom w:val="nil"/>
-              <w:right w:val="nil"/>
-            </w:tcBorders>
-          </w:tcPr>
-          <w:p>
-            <w:pPr>
-              <w:tabs>
-                <w:tab w:val="left" w:pos="1843"/>
-              </w:tabs>
-              <w:rPr>
-                <w:rFonts w:ascii="TH SarabunPSK" w:eastAsia="Calibri" w:hAnsi="TH SarabunPSK" w:cs="TH SarabunPSK"/>
-                <w:sz w:val="32"/>
-                <w:szCs w:val="32"/>
-                <w:cs/>
-              </w:rPr>
-            </w:pPr>
-            <w:r>
-              <w:rPr>
-                <w:rFonts w:ascii="TH SarabunPSK" w:eastAsia="Calibri" w:hAnsi="TH SarabunPSK" w:cs="TH SarabunPSK"/>
-                <w:sz w:val="32"/>
-                <w:szCs w:val="32"/>
-                <w:cs/>
-              </w:rPr>
-              <w:t>5.</w:t>
-            </w:r>
-            <w:r>
-              <w:rPr>
-                <w:rFonts w:ascii="TH SarabunPSK" w:eastAsia="Calibri" w:hAnsi="TH SarabunPSK" w:cs="TH SarabunPSK" w:hint="cs"/>
-                <w:sz w:val="32"/>
-                <w:szCs w:val="32"/>
-                <w:cs/>
-              </w:rPr>
-              <w:t xml:space="preserve">3 </w:t>
+          </w:tcPr>
+          <w:p>
+            <w:pPr>
+              <w:tabs>
+                <w:tab w:val="left" w:pos="1843"/>
+              </w:tabs>
+              <w:rPr>
+                <w:rFonts w:ascii="TH SarabunPSK" w:eastAsia="Calibri" w:hAnsi="TH SarabunPSK" w:cs="TH SarabunPSK"/>
+                <w:sz w:val="32"/>
+                <w:szCs w:val="32"/>
+                <w:cs/>
+              </w:rPr>
+            </w:pPr>
+            <w:r>
+              <w:rPr>
+                <w:rFonts w:ascii="TH SarabunPSK" w:eastAsia="Calibri" w:hAnsi="TH SarabunPSK" w:cs="TH SarabunPSK"/>
+                <w:sz w:val="32"/>
+                <w:szCs w:val="32"/>
+                <w:cs/>
+              </w:rPr>
+              <w:t xml:space="preserve">5.3 </w:t>
             </w:r>
             <w:r>
               <w:rPr>
@@ -3613,12 +3351,6 @@
         <w:tc>
           <w:tcPr>
             <w:tcW w:w="646" w:type="dxa"/>
-            <w:tcBorders>
-              <w:top w:val="nil"/>
-              <w:left w:val="nil"/>
-              <w:bottom w:val="nil"/>
-              <w:right w:val="nil"/>
-            </w:tcBorders>
           </w:tcPr>
           <w:p>
             <w:pPr>
@@ -3634,44 +3366,20 @@
             </w:pPr>
             <w:r>
               <w:rPr>
-                <w:rFonts w:ascii="TH SarabunPSK" w:eastAsia="Calibri" w:hAnsi="TH SarabunPSK" w:cs="TH SarabunPSK" w:hint="cs"/>
-                <w:sz w:val="32"/>
-                <w:szCs w:val="32"/>
-                <w:cs/>
-              </w:rPr>
-              <w:t>9</w:t>
-            </w:r>
-            <w:r>
-              <w:rPr>
-                <w:rFonts w:ascii="TH SarabunPSK" w:eastAsia="Calibri" w:hAnsi="TH SarabunPSK" w:cs="TH SarabunPSK"/>
-                <w:sz w:val="32"/>
-                <w:szCs w:val="32"/>
-              </w:rPr>
-              <w:t>5</w:t>
+                <w:rFonts w:ascii="TH SarabunPSK" w:eastAsia="Calibri" w:hAnsi="TH SarabunPSK" w:cs="TH SarabunPSK"/>
+                <w:sz w:val="32"/>
+                <w:szCs w:val="32"/>
+                <w:cs/>
+              </w:rPr>
+              <w:t>116</w:t>
             </w:r>
           </w:p>
         </w:tc>
       </w:tr>
       <w:tr>
-        <w:tblPrEx>
-          <w:tblBorders>
-            <w:top w:val="single" w:sz="4" w:space="0" w:color="auto"/>
-            <w:left w:val="single" w:sz="4" w:space="0" w:color="auto"/>
-            <w:bottom w:val="single" w:sz="4" w:space="0" w:color="auto"/>
-            <w:right w:val="single" w:sz="4" w:space="0" w:color="auto"/>
-            <w:insideH w:val="single" w:sz="4" w:space="0" w:color="auto"/>
-            <w:insideV w:val="single" w:sz="4" w:space="0" w:color="auto"/>
-          </w:tblBorders>
-        </w:tblPrEx>
         <w:tc>
           <w:tcPr>
             <w:tcW w:w="562" w:type="dxa"/>
-            <w:tcBorders>
-              <w:top w:val="nil"/>
-              <w:left w:val="nil"/>
-              <w:bottom w:val="nil"/>
-              <w:right w:val="nil"/>
-            </w:tcBorders>
           </w:tcPr>
           <w:p>
             <w:pPr>
@@ -3691,46 +3399,31 @@
           <w:tcPr>
             <w:tcW w:w="7088" w:type="dxa"/>
             <w:gridSpan w:val="2"/>
-            <w:tcBorders>
-              <w:top w:val="nil"/>
-              <w:left w:val="nil"/>
-              <w:bottom w:val="nil"/>
-              <w:right w:val="nil"/>
-            </w:tcBorders>
-          </w:tcPr>
-          <w:p>
-            <w:pPr>
-              <w:tabs>
-                <w:tab w:val="left" w:pos="1843"/>
-              </w:tabs>
-              <w:rPr>
-                <w:rFonts w:ascii="TH SarabunPSK" w:eastAsia="Calibri" w:hAnsi="TH SarabunPSK" w:cs="TH SarabunPSK"/>
-                <w:sz w:val="32"/>
-                <w:szCs w:val="32"/>
-                <w:cs/>
-              </w:rPr>
-            </w:pPr>
-            <w:r>
-              <w:rPr>
-                <w:rFonts w:ascii="TH SarabunPSK" w:eastAsia="Calibri" w:hAnsi="TH SarabunPSK" w:cs="TH SarabunPSK"/>
-                <w:sz w:val="32"/>
-                <w:szCs w:val="32"/>
-                <w:cs/>
-              </w:rPr>
-              <w:t>5.</w:t>
-            </w:r>
-            <w:r>
-              <w:rPr>
-                <w:rFonts w:ascii="TH SarabunPSK" w:eastAsia="Calibri" w:hAnsi="TH SarabunPSK" w:cs="TH SarabunPSK" w:hint="cs"/>
-                <w:sz w:val="32"/>
-                <w:szCs w:val="32"/>
-                <w:cs/>
-              </w:rPr>
-              <w:t xml:space="preserve">4 </w:t>
-            </w:r>
-            <w:r>
-              <w:rPr>
-                <w:rFonts w:ascii="TH SarabunPSK" w:eastAsia="Calibri" w:hAnsi="TH SarabunPSK" w:cs="TH SarabunPSK" w:hint="cs"/>
+          </w:tcPr>
+          <w:p>
+            <w:pPr>
+              <w:tabs>
+                <w:tab w:val="left" w:pos="1843"/>
+              </w:tabs>
+              <w:rPr>
+                <w:rFonts w:ascii="TH SarabunPSK" w:eastAsia="Calibri" w:hAnsi="TH SarabunPSK" w:cs="TH SarabunPSK"/>
+                <w:sz w:val="32"/>
+                <w:szCs w:val="32"/>
+                <w:cs/>
+              </w:rPr>
+            </w:pPr>
+            <w:r>
+              <w:rPr>
+                <w:rFonts w:ascii="TH SarabunPSK" w:eastAsia="Calibri" w:hAnsi="TH SarabunPSK" w:cs="TH SarabunPSK"/>
+                <w:sz w:val="32"/>
+                <w:szCs w:val="32"/>
+                <w:cs/>
+              </w:rPr>
+              <w:t xml:space="preserve">5.4 </w:t>
+            </w:r>
+            <w:r>
+              <w:rPr>
+                <w:rFonts w:ascii="TH SarabunPSK" w:eastAsia="Calibri" w:hAnsi="TH SarabunPSK" w:cs="TH SarabunPSK"/>
                 <w:sz w:val="32"/>
                 <w:szCs w:val="32"/>
                 <w:cs/>
@@ -3742,12 +3435,6 @@
         <w:tc>
           <w:tcPr>
             <w:tcW w:w="646" w:type="dxa"/>
-            <w:tcBorders>
-              <w:top w:val="nil"/>
-              <w:left w:val="nil"/>
-              <w:bottom w:val="nil"/>
-              <w:right w:val="nil"/>
-            </w:tcBorders>
           </w:tcPr>
           <w:p>
             <w:pPr>
@@ -3766,49 +3453,34 @@
                 <w:rFonts w:ascii="TH SarabunPSK" w:eastAsia="Calibri" w:hAnsi="TH SarabunPSK" w:cs="TH SarabunPSK"/>
                 <w:sz w:val="32"/>
                 <w:szCs w:val="32"/>
-              </w:rPr>
-              <w:t>95</w:t>
+                <w:cs/>
+              </w:rPr>
+              <w:t>116</w:t>
             </w:r>
           </w:p>
         </w:tc>
       </w:tr>
       <w:tr>
-        <w:tblPrEx>
-          <w:tblBorders>
-            <w:top w:val="single" w:sz="4" w:space="0" w:color="auto"/>
-            <w:left w:val="single" w:sz="4" w:space="0" w:color="auto"/>
-            <w:bottom w:val="single" w:sz="4" w:space="0" w:color="auto"/>
-            <w:right w:val="single" w:sz="4" w:space="0" w:color="auto"/>
-            <w:insideH w:val="single" w:sz="4" w:space="0" w:color="auto"/>
-            <w:insideV w:val="single" w:sz="4" w:space="0" w:color="auto"/>
-          </w:tblBorders>
-        </w:tblPrEx>
         <w:tc>
           <w:tcPr>
             <w:tcW w:w="7650" w:type="dxa"/>
             <w:gridSpan w:val="3"/>
-            <w:tcBorders>
-              <w:top w:val="nil"/>
-              <w:left w:val="nil"/>
-              <w:bottom w:val="nil"/>
-              <w:right w:val="nil"/>
-            </w:tcBorders>
-          </w:tcPr>
-          <w:p>
-            <w:pPr>
-              <w:tabs>
-                <w:tab w:val="left" w:pos="1843"/>
-              </w:tabs>
-              <w:rPr>
-                <w:rFonts w:ascii="TH SarabunPSK" w:eastAsia="Calibri" w:hAnsi="TH SarabunPSK" w:cs="TH SarabunPSK"/>
-                <w:sz w:val="32"/>
-                <w:szCs w:val="32"/>
-                <w:cs/>
-              </w:rPr>
-            </w:pPr>
-            <w:r>
-              <w:rPr>
-                <w:rFonts w:ascii="TH SarabunPSK" w:eastAsia="Calibri" w:hAnsi="TH SarabunPSK" w:cs="TH SarabunPSK" w:hint="cs"/>
+          </w:tcPr>
+          <w:p>
+            <w:pPr>
+              <w:tabs>
+                <w:tab w:val="left" w:pos="1843"/>
+              </w:tabs>
+              <w:rPr>
+                <w:rFonts w:ascii="TH SarabunPSK" w:eastAsia="Calibri" w:hAnsi="TH SarabunPSK" w:cs="TH SarabunPSK"/>
+                <w:sz w:val="32"/>
+                <w:szCs w:val="32"/>
+                <w:cs/>
+              </w:rPr>
+            </w:pPr>
+            <w:r>
+              <w:rPr>
+                <w:rFonts w:ascii="TH SarabunPSK" w:eastAsia="Calibri" w:hAnsi="TH SarabunPSK" w:cs="TH SarabunPSK"/>
                 <w:sz w:val="32"/>
                 <w:szCs w:val="32"/>
                 <w:cs/>
@@ -3820,12 +3492,6 @@
         <w:tc>
           <w:tcPr>
             <w:tcW w:w="646" w:type="dxa"/>
-            <w:tcBorders>
-              <w:top w:val="nil"/>
-              <w:left w:val="nil"/>
-              <w:bottom w:val="nil"/>
-              <w:right w:val="nil"/>
-            </w:tcBorders>
           </w:tcPr>
           <w:p>
             <w:pPr>
@@ -3844,84 +3510,45 @@
                 <w:rFonts w:ascii="TH SarabunPSK" w:eastAsia="Calibri" w:hAnsi="TH SarabunPSK" w:cs="TH SarabunPSK"/>
                 <w:sz w:val="32"/>
                 <w:szCs w:val="32"/>
-              </w:rPr>
-              <w:t>97</w:t>
+                <w:cs/>
+              </w:rPr>
+              <w:t>118</w:t>
             </w:r>
           </w:p>
         </w:tc>
       </w:tr>
       <w:tr>
-        <w:tblPrEx>
-          <w:tblBorders>
-            <w:top w:val="single" w:sz="4" w:space="0" w:color="auto"/>
-            <w:left w:val="single" w:sz="4" w:space="0" w:color="auto"/>
-            <w:bottom w:val="single" w:sz="4" w:space="0" w:color="auto"/>
-            <w:right w:val="single" w:sz="4" w:space="0" w:color="auto"/>
-            <w:insideH w:val="single" w:sz="4" w:space="0" w:color="auto"/>
-            <w:insideV w:val="single" w:sz="4" w:space="0" w:color="auto"/>
-          </w:tblBorders>
-        </w:tblPrEx>
         <w:tc>
           <w:tcPr>
             <w:tcW w:w="7650" w:type="dxa"/>
             <w:gridSpan w:val="3"/>
-            <w:tcBorders>
-              <w:top w:val="nil"/>
-              <w:left w:val="nil"/>
-              <w:bottom w:val="nil"/>
-              <w:right w:val="nil"/>
-            </w:tcBorders>
-          </w:tcPr>
-          <w:p>
-            <w:pPr>
-              <w:tabs>
-                <w:tab w:val="left" w:pos="1843"/>
-              </w:tabs>
-              <w:rPr>
-                <w:rFonts w:ascii="TH SarabunPSK" w:eastAsia="Calibri" w:hAnsi="TH SarabunPSK" w:cs="TH SarabunPSK"/>
-                <w:sz w:val="32"/>
-                <w:szCs w:val="32"/>
-                <w:cs/>
-              </w:rPr>
-            </w:pPr>
-            <w:r>
-              <w:rPr>
-                <w:rFonts w:ascii="TH SarabunPSK" w:eastAsia="Calibri" w:hAnsi="TH SarabunPSK" w:cs="TH SarabunPSK"/>
-                <w:sz w:val="32"/>
-                <w:szCs w:val="32"/>
-                <w:cs/>
-              </w:rPr>
-              <w:t>ภาคผนวก ก</w:t>
-            </w:r>
-            <w:r>
-              <w:rPr>
-                <w:rFonts w:ascii="TH SarabunPSK" w:eastAsia="Calibri" w:hAnsi="TH SarabunPSK" w:cs="TH SarabunPSK" w:hint="cs"/>
-                <w:sz w:val="32"/>
-                <w:szCs w:val="32"/>
-                <w:cs/>
-              </w:rPr>
-              <w:t xml:space="preserve"> </w:t>
-            </w:r>
-            <w:r>
-              <w:rPr>
-                <w:rFonts w:ascii="TH SarabunPSK" w:eastAsia="Calibri" w:hAnsi="TH SarabunPSK" w:cs="TH SarabunPSK"/>
-                <w:sz w:val="32"/>
-                <w:szCs w:val="32"/>
-                <w:cs/>
-              </w:rPr>
-              <w:t>รายนามผู้เชี่ยวชาญ</w:t>
+          </w:tcPr>
+          <w:p>
+            <w:pPr>
+              <w:tabs>
+                <w:tab w:val="left" w:pos="1843"/>
+              </w:tabs>
+              <w:rPr>
+                <w:rFonts w:ascii="TH SarabunPSK" w:eastAsia="Calibri" w:hAnsi="TH SarabunPSK" w:cs="TH SarabunPSK"/>
+                <w:sz w:val="32"/>
+                <w:szCs w:val="32"/>
+                <w:cs/>
+              </w:rPr>
+            </w:pPr>
+            <w:r>
+              <w:rPr>
+                <w:rFonts w:ascii="TH SarabunPSK" w:eastAsia="Calibri" w:hAnsi="TH SarabunPSK" w:cs="TH SarabunPSK"/>
+                <w:sz w:val="32"/>
+                <w:szCs w:val="32"/>
+                <w:cs/>
+              </w:rPr>
+              <w:t>ภาคผนวก ก รายนามผู้เชี่ยวชาญ</w:t>
             </w:r>
           </w:p>
         </w:tc>
         <w:tc>
           <w:tcPr>
             <w:tcW w:w="646" w:type="dxa"/>
-            <w:tcBorders>
-              <w:top w:val="nil"/>
-              <w:left w:val="nil"/>
-              <w:bottom w:val="nil"/>
-              <w:right w:val="nil"/>
-            </w:tcBorders>
           </w:tcPr>
           <w:p>
             <w:pPr>
@@ -3940,49 +3567,34 @@
                 <w:rFonts w:ascii="TH SarabunPSK" w:eastAsia="Calibri" w:hAnsi="TH SarabunPSK" w:cs="TH SarabunPSK"/>
                 <w:sz w:val="32"/>
                 <w:szCs w:val="32"/>
-              </w:rPr>
-              <w:t>98</w:t>
+                <w:cs/>
+              </w:rPr>
+              <w:t>121</w:t>
             </w:r>
           </w:p>
         </w:tc>
       </w:tr>
       <w:tr>
-        <w:tblPrEx>
-          <w:tblBorders>
-            <w:top w:val="single" w:sz="4" w:space="0" w:color="auto"/>
-            <w:left w:val="single" w:sz="4" w:space="0" w:color="auto"/>
-            <w:bottom w:val="single" w:sz="4" w:space="0" w:color="auto"/>
-            <w:right w:val="single" w:sz="4" w:space="0" w:color="auto"/>
-            <w:insideH w:val="single" w:sz="4" w:space="0" w:color="auto"/>
-            <w:insideV w:val="single" w:sz="4" w:space="0" w:color="auto"/>
-          </w:tblBorders>
-        </w:tblPrEx>
         <w:tc>
           <w:tcPr>
             <w:tcW w:w="7650" w:type="dxa"/>
             <w:gridSpan w:val="3"/>
-            <w:tcBorders>
-              <w:top w:val="nil"/>
-              <w:left w:val="nil"/>
-              <w:bottom w:val="nil"/>
-              <w:right w:val="nil"/>
-            </w:tcBorders>
-          </w:tcPr>
-          <w:p>
-            <w:pPr>
-              <w:tabs>
-                <w:tab w:val="left" w:pos="1843"/>
-              </w:tabs>
-              <w:rPr>
-                <w:rFonts w:ascii="TH SarabunPSK" w:eastAsia="Calibri" w:hAnsi="TH SarabunPSK" w:cs="TH SarabunPSK"/>
-                <w:sz w:val="32"/>
-                <w:szCs w:val="32"/>
-                <w:cs/>
-              </w:rPr>
-            </w:pPr>
-            <w:r>
-              <w:rPr>
-                <w:rFonts w:ascii="TH SarabunPSK" w:eastAsia="Calibri" w:hAnsi="TH SarabunPSK" w:cs="TH SarabunPSK" w:hint="cs"/>
+          </w:tcPr>
+          <w:p>
+            <w:pPr>
+              <w:tabs>
+                <w:tab w:val="left" w:pos="1843"/>
+              </w:tabs>
+              <w:rPr>
+                <w:rFonts w:ascii="TH SarabunPSK" w:eastAsia="Calibri" w:hAnsi="TH SarabunPSK" w:cs="TH SarabunPSK"/>
+                <w:sz w:val="32"/>
+                <w:szCs w:val="32"/>
+                <w:cs/>
+              </w:rPr>
+            </w:pPr>
+            <w:r>
+              <w:rPr>
+                <w:rFonts w:ascii="TH SarabunPSK" w:eastAsia="Calibri" w:hAnsi="TH SarabunPSK" w:cs="TH SarabunPSK"/>
                 <w:sz w:val="32"/>
                 <w:szCs w:val="32"/>
                 <w:cs/>
@@ -4005,16 +3617,7 @@
                 <w:szCs w:val="32"/>
                 <w:cs/>
               </w:rPr>
-              <w:t>ระบบผู้ช่วยแบบตัวแทนเชิงปัญญาประดิษฐ์สำหรับองค์กร</w:t>
-            </w:r>
-            <w:r>
-              <w:rPr>
-                <w:rFonts w:ascii="TH SarabunPSK" w:hAnsi="TH SarabunPSK" w:cs="TH SarabunPSK" w:hint="cs"/>
-                <w:sz w:val="32"/>
-                <w:szCs w:val="32"/>
-                <w:cs/>
-              </w:rPr>
-              <w:t xml:space="preserve"> และ</w:t>
+              <w:t>ระบบผู้ช่วยแบบตัวแทนเชิงปัญญาประดิษฐ์สำหรับองค์กร และ</w:t>
             </w:r>
             <w:r>
               <w:rPr>
@@ -4041,12 +3644,6 @@
         <w:tc>
           <w:tcPr>
             <w:tcW w:w="646" w:type="dxa"/>
-            <w:tcBorders>
-              <w:top w:val="nil"/>
-              <w:left w:val="nil"/>
-              <w:bottom w:val="nil"/>
-              <w:right w:val="nil"/>
-            </w:tcBorders>
           </w:tcPr>
           <w:p>
             <w:pPr>
@@ -4063,45 +3660,144 @@
             </w:pPr>
             <w:r>
               <w:rPr>
-                <w:rFonts w:ascii="TH SarabunPSK" w:eastAsia="Calibri" w:hAnsi="TH SarabunPSK" w:cs="TH SarabunPSK" w:hint="cs"/>
-                <w:sz w:val="32"/>
-                <w:szCs w:val="32"/>
-                <w:cs/>
-              </w:rPr>
-              <w:t>10</w:t>
-            </w:r>
-            <w:r>
-              <w:rPr>
-                <w:rFonts w:ascii="TH SarabunPSK" w:eastAsia="Calibri" w:hAnsi="TH SarabunPSK" w:cs="TH SarabunPSK"/>
-                <w:sz w:val="32"/>
-                <w:szCs w:val="32"/>
-              </w:rPr>
-              <w:t>0</w:t>
+                <w:rFonts w:ascii="TH SarabunPSK" w:eastAsia="Calibri" w:hAnsi="TH SarabunPSK" w:cs="TH SarabunPSK"/>
+                <w:sz w:val="32"/>
+                <w:szCs w:val="32"/>
+                <w:cs/>
+              </w:rPr>
+              <w:t>1</w:t>
+            </w:r>
+            <w:r>
+              <w:rPr>
+                <w:rFonts w:ascii="TH SarabunPSK" w:eastAsia="Calibri" w:hAnsi="TH SarabunPSK" w:cs="TH SarabunPSK"/>
+                <w:sz w:val="32"/>
+                <w:szCs w:val="32"/>
+                <w:cs/>
+              </w:rPr>
+              <w:t>23</w:t>
             </w:r>
           </w:p>
         </w:tc>
       </w:tr>
       <w:tr>
-        <w:tblPrEx>
-          <w:tblBorders>
-            <w:top w:val="single" w:sz="4" w:space="0" w:color="auto"/>
-            <w:left w:val="single" w:sz="4" w:space="0" w:color="auto"/>
-            <w:bottom w:val="single" w:sz="4" w:space="0" w:color="auto"/>
-            <w:right w:val="single" w:sz="4" w:space="0" w:color="auto"/>
-            <w:insideH w:val="single" w:sz="4" w:space="0" w:color="auto"/>
-            <w:insideV w:val="single" w:sz="4" w:space="0" w:color="auto"/>
-          </w:tblBorders>
-        </w:tblPrEx>
         <w:tc>
           <w:tcPr>
             <w:tcW w:w="7650" w:type="dxa"/>
             <w:gridSpan w:val="3"/>
-            <w:tcBorders>
-              <w:top w:val="nil"/>
-              <w:left w:val="nil"/>
-              <w:bottom w:val="nil"/>
-              <w:right w:val="nil"/>
-            </w:tcBorders>
+          </w:tcPr>
+          <w:p>
+            <w:pPr>
+              <w:tabs>
+                <w:tab w:val="left" w:pos="1843"/>
+              </w:tabs>
+              <w:rPr>
+                <w:rFonts w:ascii="TH SarabunPSK" w:eastAsia="Calibri" w:hAnsi="TH SarabunPSK" w:cs="TH SarabunPSK"/>
+                <w:sz w:val="32"/>
+                <w:szCs w:val="32"/>
+                <w:cs/>
+              </w:rPr>
+            </w:pPr>
+            <w:r>
+              <w:rPr>
+                <w:rFonts w:ascii="TH SarabunPSK" w:eastAsia="Calibri" w:hAnsi="TH SarabunPSK" w:cs="TH SarabunPSK"/>
+                <w:sz w:val="32"/>
+                <w:szCs w:val="32"/>
+                <w:cs/>
+              </w:rPr>
+              <w:t>ภาคผนวก</w:t>
+            </w:r>
+            <w:r>
+              <w:rPr>
+                <w:rFonts w:ascii="TH SarabunPSK" w:eastAsia="Calibri" w:hAnsi="TH SarabunPSK" w:cs="TH SarabunPSK"/>
+                <w:sz w:val="32"/>
+                <w:szCs w:val="32"/>
+                <w:cs/>
+              </w:rPr>
+              <w:t xml:space="preserve"> </w:t>
+            </w:r>
+            <w:r>
+              <w:rPr>
+                <w:rFonts w:ascii="TH SarabunPSK" w:eastAsia="Calibri" w:hAnsi="TH SarabunPSK" w:cs="TH SarabunPSK"/>
+                <w:sz w:val="32"/>
+                <w:szCs w:val="32"/>
+                <w:cs/>
+              </w:rPr>
+              <w:t>ค</w:t>
+            </w:r>
+            <w:r>
+              <w:rPr>
+                <w:rFonts w:ascii="TH SarabunPSK" w:eastAsia="Calibri" w:hAnsi="TH SarabunPSK" w:cs="TH SarabunPSK"/>
+                <w:sz w:val="32"/>
+                <w:szCs w:val="32"/>
+                <w:cs/>
+              </w:rPr>
+              <w:t xml:space="preserve"> </w:t>
+            </w:r>
+            <w:r>
+              <w:rPr>
+                <w:rFonts w:ascii="TH SarabunPSK" w:eastAsia="Calibri" w:hAnsi="TH SarabunPSK" w:cs="TH SarabunPSK"/>
+                <w:sz w:val="32"/>
+                <w:szCs w:val="32"/>
+                <w:cs/>
+              </w:rPr>
+              <w:t>คู่มือการสร้าง</w:t>
+            </w:r>
+            <w:proofErr w:type="spellStart"/>
+            <w:r>
+              <w:rPr>
+                <w:rFonts w:ascii="TH SarabunPSK" w:eastAsia="Calibri" w:hAnsi="TH SarabunPSK" w:cs="TH SarabunPSK"/>
+                <w:sz w:val="32"/>
+                <w:szCs w:val="32"/>
+                <w:cs/>
+              </w:rPr>
+              <w:t>เวิร์กโฟลว์</w:t>
+            </w:r>
+            <w:proofErr w:type="spellEnd"/>
+            <w:r>
+              <w:rPr>
+                <w:rFonts w:ascii="TH SarabunPSK" w:eastAsia="Calibri" w:hAnsi="TH SarabunPSK" w:cs="TH SarabunPSK"/>
+                <w:sz w:val="32"/>
+                <w:szCs w:val="32"/>
+                <w:cs/>
+              </w:rPr>
+              <w:t>เบื้องต้น</w:t>
+            </w:r>
+          </w:p>
+        </w:tc>
+        <w:tc>
+          <w:tcPr>
+            <w:tcW w:w="646" w:type="dxa"/>
+          </w:tcPr>
+          <w:p>
+            <w:pPr>
+              <w:tabs>
+                <w:tab w:val="left" w:pos="1843"/>
+              </w:tabs>
+              <w:jc w:val="right"/>
+              <w:rPr>
+                <w:rFonts w:ascii="TH SarabunPSK" w:eastAsia="Calibri" w:hAnsi="TH SarabunPSK" w:cs="TH SarabunPSK"/>
+                <w:sz w:val="32"/>
+                <w:szCs w:val="32"/>
+                <w:cs/>
+              </w:rPr>
+            </w:pPr>
+            <w:r>
+              <w:rPr>
+                <w:rFonts w:ascii="TH SarabunPSK" w:eastAsia="Calibri" w:hAnsi="TH SarabunPSK" w:cs="TH SarabunPSK"/>
+                <w:sz w:val="32"/>
+                <w:szCs w:val="32"/>
+                <w:cs/>
+              </w:rPr>
+              <w:t>133</w:t>
+            </w:r>
+          </w:p>
+        </w:tc>
+      </w:tr>
+      <w:tr>
+        <w:tc>
+          <w:tcPr>
+            <w:tcW w:w="7650" w:type="dxa"/>
+            <w:gridSpan w:val="3"/>
           </w:tcPr>
           <w:p>
             <w:pPr>
@@ -4129,12 +3825,6 @@
         <w:tc>
           <w:tcPr>
             <w:tcW w:w="646" w:type="dxa"/>
-            <w:tcBorders>
-              <w:top w:val="nil"/>
-              <w:left w:val="nil"/>
-              <w:bottom w:val="nil"/>
-              <w:right w:val="nil"/>
-            </w:tcBorders>
           </w:tcPr>
           <w:p>
             <w:pPr>
@@ -4150,7 +3840,7 @@
             </w:pPr>
             <w:r>
               <w:rPr>
-                <w:rFonts w:ascii="TH SarabunPSK" w:eastAsia="Calibri" w:hAnsi="TH SarabunPSK" w:cs="TH SarabunPSK" w:hint="cs"/>
+                <w:rFonts w:ascii="TH SarabunPSK" w:eastAsia="Calibri" w:hAnsi="TH SarabunPSK" w:cs="TH SarabunPSK"/>
                 <w:sz w:val="32"/>
                 <w:szCs w:val="32"/>
                 <w:cs/>
@@ -4162,8 +3852,9 @@
                 <w:rFonts w:ascii="TH SarabunPSK" w:eastAsia="Calibri" w:hAnsi="TH SarabunPSK" w:cs="TH SarabunPSK"/>
                 <w:sz w:val="32"/>
                 <w:szCs w:val="32"/>
-              </w:rPr>
-              <w:t>10</w:t>
+                <w:cs/>
+              </w:rPr>
+              <w:t>70</w:t>
             </w:r>
           </w:p>
         </w:tc>
@@ -4201,15 +3892,10 @@
       </w:pPr>
     </w:p>
     <w:sectPr>
-      <w:headerReference w:type="even" r:id="rId7"/>
-      <w:headerReference w:type="default" r:id="rId8"/>
-      <w:footerReference w:type="even" r:id="rId9"/>
-      <w:footerReference w:type="default" r:id="rId10"/>
-      <w:headerReference w:type="first" r:id="rId11"/>
-      <w:footerReference w:type="first" r:id="rId12"/>
+      <w:footerReference w:type="default" r:id="rId7"/>
       <w:pgSz w:w="11907" w:h="16840" w:code="9"/>
       <w:pgMar w:top="2160" w:right="1440" w:bottom="1440" w:left="2160" w:header="1440" w:footer="720" w:gutter="0"/>
-      <w:pgNumType w:fmt="thaiLetters" w:start="6"/>
+      <w:pgNumType w:fmt="thaiLetters" w:start="5"/>
       <w:cols w:space="720"/>
       <w:docGrid w:linePitch="360"/>
     </w:sectPr>
@@ -4218,7 +3904,7 @@
 </file>
 
 <file path=word/endnotes.xml><?xml version="1.0" encoding="utf-8"?>
-<w:endnotes xmlns:wpc="http://schemas.microsoft.com/office/word/2010/wordprocessingCanvas" xmlns:cx="http://schemas.microsoft.com/office/drawing/2014/chartex" xmlns:cx1="http://schemas.microsoft.com/office/drawing/2015/9/8/chartex" xmlns:cx2="http://schemas.microsoft.com/office/drawing/2015/10/21/chartex" xmlns:cx3="http://schemas.microsoft.com/office/drawing/2016/5/9/chartex" xmlns:cx4="http://schemas.microsoft.com/office/drawing/2016/5/10/chartex" xmlns:cx5="http://schemas.microsoft.com/office/drawing/2016/5/11/chartex" xmlns:cx6="http://schemas.microsoft.com/office/drawing/2016/5/12/chartex" xmlns:cx7="http://schemas.microsoft.com/office/drawing/2016/5/13/chartex" xmlns:cx8="http://schemas.microsoft.com/office/drawing/2016/5/14/chartex" xmlns:mc="http://schemas.openxmlformats.org/markup-compatibility/2006" xmlns:aink="http://schemas.microsoft.com/office/drawing/2016/ink" xmlns:am3d="http://schemas.microsoft.com/office/drawing/2017/model3d" xmlns:o="urn:schemas-microsoft-com:office:office" xmlns:r="http://schemas.openxmlformats.org/officeDocument/2006/relationships" xmlns:m="http://schemas.openxmlformats.org/officeDocument/2006/math" xmlns:v="urn:schemas-microsoft-com:vml" xmlns:wp14="http://schemas.microsoft.com/office/word/2010/wordprocessingDrawing" xmlns:wp="http://schemas.openxmlformats.org/drawingml/2006/wordprocessingDrawing" xmlns:w10="urn:schemas-microsoft-com:office:word" xmlns:w="http://schemas.openxmlformats.org/wordprocessingml/2006/main" xmlns:w14="http://schemas.microsoft.com/office/word/2010/wordml" xmlns:w15="http://schemas.microsoft.com/office/word/2012/wordml" xmlns:w16cid="http://schemas.microsoft.com/office/word/2016/wordml/cid" xmlns:w16se="http://schemas.microsoft.com/office/word/2015/wordml/symex" xmlns:wpg="http://schemas.microsoft.com/office/word/2010/wordprocessingGroup" xmlns:wpi="http://schemas.microsoft.com/office/word/2010/wordprocessingInk" xmlns:wne="http://schemas.microsoft.com/office/word/2006/wordml" xmlns:wps="http://schemas.microsoft.com/office/word/2010/wordprocessingShape" mc:Ignorable="w14 w15 w16se w16cid wp14">
+<w:endnotes xmlns:wpc="http://schemas.microsoft.com/office/word/2010/wordprocessingCanvas" xmlns:cx="http://schemas.microsoft.com/office/drawing/2014/chartex" xmlns:cx1="http://schemas.microsoft.com/office/drawing/2015/9/8/chartex" xmlns:cx2="http://schemas.microsoft.com/office/drawing/2015/10/21/chartex" xmlns:cx3="http://schemas.microsoft.com/office/drawing/2016/5/9/chartex" xmlns:cx4="http://schemas.microsoft.com/office/drawing/2016/5/10/chartex" xmlns:cx5="http://schemas.microsoft.com/office/drawing/2016/5/11/chartex" xmlns:cx6="http://schemas.microsoft.com/office/drawing/2016/5/12/chartex" xmlns:cx7="http://schemas.microsoft.com/office/drawing/2016/5/13/chartex" xmlns:cx8="http://schemas.microsoft.com/office/drawing/2016/5/14/chartex" xmlns:mc="http://schemas.openxmlformats.org/markup-compatibility/2006" xmlns:aink="http://schemas.microsoft.com/office/drawing/2016/ink" xmlns:am3d="http://schemas.microsoft.com/office/drawing/2017/model3d" xmlns:o="urn:schemas-microsoft-com:office:office" xmlns:r="http://schemas.openxmlformats.org/officeDocument/2006/relationships" xmlns:m="http://schemas.openxmlformats.org/officeDocument/2006/math" xmlns:v="urn:schemas-microsoft-com:vml" xmlns:wp14="http://schemas.microsoft.com/office/word/2010/wordprocessingDrawing" xmlns:wp="http://schemas.openxmlformats.org/drawingml/2006/wordprocessingDrawing" xmlns:w10="urn:schemas-microsoft-com:office:word" xmlns:w="http://schemas.openxmlformats.org/wordprocessingml/2006/main" xmlns:w14="http://schemas.microsoft.com/office/word/2010/wordml" xmlns:w15="http://schemas.microsoft.com/office/word/2012/wordml" xmlns:w16cex="http://schemas.microsoft.com/office/word/2018/wordml/cex" xmlns:w16cid="http://schemas.microsoft.com/office/word/2016/wordml/cid" xmlns:w16="http://schemas.microsoft.com/office/word/2018/wordml" xmlns:w16sdtdh="http://schemas.microsoft.com/office/word/2020/wordml/sdtdatahash" xmlns:w16se="http://schemas.microsoft.com/office/word/2015/wordml/symex" xmlns:wpg="http://schemas.microsoft.com/office/word/2010/wordprocessingGroup" xmlns:wpi="http://schemas.microsoft.com/office/word/2010/wordprocessingInk" xmlns:wne="http://schemas.microsoft.com/office/word/2006/wordml" xmlns:wps="http://schemas.microsoft.com/office/word/2010/wordprocessingShape" mc:Ignorable="w14 w15 w16se w16cid w16 w16cex w16sdtdh wp14">
   <w:endnote w:type="separator" w:id="-1">
     <w:p>
       <w:pPr>
@@ -4243,20 +3929,10 @@
 </file>
 
 <file path=word/footer1.xml><?xml version="1.0" encoding="utf-8"?>
-<w:ftr xmlns:wpc="http://schemas.microsoft.com/office/word/2010/wordprocessingCanvas" xmlns:cx="http://schemas.microsoft.com/office/drawing/2014/chartex" xmlns:cx1="http://schemas.microsoft.com/office/drawing/2015/9/8/chartex" xmlns:cx2="http://schemas.microsoft.com/office/drawing/2015/10/21/chartex" xmlns:cx3="http://schemas.microsoft.com/office/drawing/2016/5/9/chartex" xmlns:cx4="http://schemas.microsoft.com/office/drawing/2016/5/10/chartex" xmlns:cx5="http://schemas.microsoft.com/office/drawing/2016/5/11/chartex" xmlns:cx6="http://schemas.microsoft.com/office/drawing/2016/5/12/chartex" xmlns:cx7="http://schemas.microsoft.com/office/drawing/2016/5/13/chartex" xmlns:cx8="http://schemas.microsoft.com/office/drawing/2016/5/14/chartex" xmlns:mc="http://schemas.openxmlformats.org/markup-compatibility/2006" xmlns:aink="http://schemas.microsoft.com/office/drawing/2016/ink" xmlns:am3d="http://schemas.microsoft.com/office/drawing/2017/model3d" xmlns:o="urn:schemas-microsoft-com:office:office" xmlns:r="http://schemas.openxmlformats.org/officeDocument/2006/relationships" xmlns:m="http://schemas.openxmlformats.org/officeDocument/2006/math" xmlns:v="urn:schemas-microsoft-com:vml" xmlns:wp14="http://schemas.microsoft.com/office/word/2010/wordprocessingDrawing" xmlns:wp="http://schemas.openxmlformats.org/drawingml/2006/wordprocessingDrawing" xmlns:w10="urn:schemas-microsoft-com:office:word" xmlns:w="http://schemas.openxmlformats.org/wordprocessingml/2006/main" xmlns:w14="http://schemas.microsoft.com/office/word/2010/wordml" xmlns:w15="http://schemas.microsoft.com/office/word/2012/wordml" xmlns:w16cid="http://schemas.microsoft.com/office/word/2016/wordml/cid" xmlns:w16se="http://schemas.microsoft.com/office/word/2015/wordml/symex" xmlns:wpg="http://schemas.microsoft.com/office/word/2010/wordprocessingGroup" xmlns:wpi="http://schemas.microsoft.com/office/word/2010/wordprocessingInk" xmlns:wne="http://schemas.microsoft.com/office/word/2006/wordml" xmlns:wps="http://schemas.microsoft.com/office/word/2010/wordprocessingShape" mc:Ignorable="w14 w15 w16se w16cid wp14">
-  <w:p>
-    <w:pPr>
-      <w:pStyle w:val="Footer"/>
-    </w:pPr>
-  </w:p>
-</w:ftr>
-</file>
-
-<file path=word/footer2.xml><?xml version="1.0" encoding="utf-8"?>
-<w:ftr xmlns:wpc="http://schemas.microsoft.com/office/word/2010/wordprocessingCanvas" xmlns:cx="http://schemas.microsoft.com/office/drawing/2014/chartex" xmlns:cx1="http://schemas.microsoft.com/office/drawing/2015/9/8/chartex" xmlns:cx2="http://schemas.microsoft.com/office/drawing/2015/10/21/chartex" xmlns:cx3="http://schemas.microsoft.com/office/drawing/2016/5/9/chartex" xmlns:cx4="http://schemas.microsoft.com/office/drawing/2016/5/10/chartex" xmlns:cx5="http://schemas.microsoft.com/office/drawing/2016/5/11/chartex" xmlns:cx6="http://schemas.microsoft.com/office/drawing/2016/5/12/chartex" xmlns:cx7="http://schemas.microsoft.com/office/drawing/2016/5/13/chartex" xmlns:cx8="http://schemas.microsoft.com/office/drawing/2016/5/14/chartex" xmlns:mc="http://schemas.openxmlformats.org/markup-compatibility/2006" xmlns:aink="http://schemas.microsoft.com/office/drawing/2016/ink" xmlns:am3d="http://schemas.microsoft.com/office/drawing/2017/model3d" xmlns:o="urn:schemas-microsoft-com:office:office" xmlns:r="http://schemas.openxmlformats.org/officeDocument/2006/relationships" xmlns:m="http://schemas.openxmlformats.org/officeDocument/2006/math" xmlns:v="urn:schemas-microsoft-com:vml" xmlns:wp14="http://schemas.microsoft.com/office/word/2010/wordprocessingDrawing" xmlns:wp="http://schemas.openxmlformats.org/drawingml/2006/wordprocessingDrawing" xmlns:w10="urn:schemas-microsoft-com:office:word" xmlns:w="http://schemas.openxmlformats.org/wordprocessingml/2006/main" xmlns:w14="http://schemas.microsoft.com/office/word/2010/wordml" xmlns:w15="http://schemas.microsoft.com/office/word/2012/wordml" xmlns:w16cid="http://schemas.microsoft.com/office/word/2016/wordml/cid" xmlns:w16se="http://schemas.microsoft.com/office/word/2015/wordml/symex" xmlns:wpg="http://schemas.microsoft.com/office/word/2010/wordprocessingGroup" xmlns:wpi="http://schemas.microsoft.com/office/word/2010/wordprocessingInk" xmlns:wne="http://schemas.microsoft.com/office/word/2006/wordml" xmlns:wps="http://schemas.microsoft.com/office/word/2010/wordprocessingShape" mc:Ignorable="w14 w15 w16se w16cid wp14">
+<w:ftr xmlns:wpc="http://schemas.microsoft.com/office/word/2010/wordprocessingCanvas" xmlns:cx="http://schemas.microsoft.com/office/drawing/2014/chartex" xmlns:cx1="http://schemas.microsoft.com/office/drawing/2015/9/8/chartex" xmlns:cx2="http://schemas.microsoft.com/office/drawing/2015/10/21/chartex" xmlns:cx3="http://schemas.microsoft.com/office/drawing/2016/5/9/chartex" xmlns:cx4="http://schemas.microsoft.com/office/drawing/2016/5/10/chartex" xmlns:cx5="http://schemas.microsoft.com/office/drawing/2016/5/11/chartex" xmlns:cx6="http://schemas.microsoft.com/office/drawing/2016/5/12/chartex" xmlns:cx7="http://schemas.microsoft.com/office/drawing/2016/5/13/chartex" xmlns:cx8="http://schemas.microsoft.com/office/drawing/2016/5/14/chartex" xmlns:mc="http://schemas.openxmlformats.org/markup-compatibility/2006" xmlns:aink="http://schemas.microsoft.com/office/drawing/2016/ink" xmlns:am3d="http://schemas.microsoft.com/office/drawing/2017/model3d" xmlns:o="urn:schemas-microsoft-com:office:office" xmlns:r="http://schemas.openxmlformats.org/officeDocument/2006/relationships" xmlns:m="http://schemas.openxmlformats.org/officeDocument/2006/math" xmlns:v="urn:schemas-microsoft-com:vml" xmlns:wp14="http://schemas.microsoft.com/office/word/2010/wordprocessingDrawing" xmlns:wp="http://schemas.openxmlformats.org/drawingml/2006/wordprocessingDrawing" xmlns:w10="urn:schemas-microsoft-com:office:word" xmlns:w="http://schemas.openxmlformats.org/wordprocessingml/2006/main" xmlns:w14="http://schemas.microsoft.com/office/word/2010/wordml" xmlns:w15="http://schemas.microsoft.com/office/word/2012/wordml" xmlns:w16cex="http://schemas.microsoft.com/office/word/2018/wordml/cex" xmlns:w16cid="http://schemas.microsoft.com/office/word/2016/wordml/cid" xmlns:w16="http://schemas.microsoft.com/office/word/2018/wordml" xmlns:w16sdtdh="http://schemas.microsoft.com/office/word/2020/wordml/sdtdatahash" xmlns:w16se="http://schemas.microsoft.com/office/word/2015/wordml/symex" xmlns:wpg="http://schemas.microsoft.com/office/word/2010/wordprocessingGroup" xmlns:wpi="http://schemas.microsoft.com/office/word/2010/wordprocessingInk" xmlns:wne="http://schemas.microsoft.com/office/word/2006/wordml" xmlns:wps="http://schemas.microsoft.com/office/word/2010/wordprocessingShape" mc:Ignorable="w14 w15 w16se w16cid w16 w16cex w16sdtdh wp14">
   <w:sdt>
     <w:sdtPr>
-      <w:id w:val="-1385326639"/>
+      <w:id w:val="-172416993"/>
       <w:docPartObj>
         <w:docPartGallery w:val="Page Numbers (Bottom of Page)"/>
         <w:docPartUnique/>
@@ -4265,12 +3941,12 @@
     <w:sdtEndPr>
       <w:rPr>
         <w:rFonts w:ascii="TH SarabunPSK" w:hAnsi="TH SarabunPSK" w:cs="TH SarabunPSK"/>
+        <w:noProof/>
         <w:sz w:val="32"/>
         <w:szCs w:val="32"/>
       </w:rPr>
     </w:sdtEndPr>
     <w:sdtContent>
-      <w:bookmarkStart w:id="1" w:name="_GoBack" w:displacedByCustomXml="prev"/>
       <w:p>
         <w:pPr>
           <w:pStyle w:val="Footer"/>
@@ -4295,7 +3971,7 @@
             <w:sz w:val="32"/>
             <w:szCs w:val="32"/>
           </w:rPr>
-          <w:instrText>PAGE   \* MERGEFORMAT</w:instrText>
+          <w:instrText xml:space="preserve"> PAGE   \* MERGEFORMAT </w:instrText>
         </w:r>
         <w:r>
           <w:rPr>
@@ -4308,15 +3984,16 @@
         <w:r>
           <w:rPr>
             <w:rFonts w:ascii="TH SarabunPSK" w:hAnsi="TH SarabunPSK" w:cs="TH SarabunPSK"/>
+            <w:noProof/>
             <w:sz w:val="32"/>
             <w:szCs w:val="32"/>
-            <w:lang w:val="th-TH"/>
           </w:rPr>
           <w:t>2</w:t>
         </w:r>
         <w:r>
           <w:rPr>
             <w:rFonts w:ascii="TH SarabunPSK" w:hAnsi="TH SarabunPSK" w:cs="TH SarabunPSK"/>
+            <w:noProof/>
             <w:sz w:val="32"/>
             <w:szCs w:val="32"/>
           </w:rPr>
@@ -4325,7 +4002,6 @@
       </w:p>
     </w:sdtContent>
   </w:sdt>
-  <w:bookmarkEnd w:id="1"/>
   <w:p>
     <w:pPr>
       <w:pStyle w:val="Footer"/>
@@ -4337,18 +4013,8 @@
 </w:ftr>
 </file>
 
-<file path=word/footer3.xml><?xml version="1.0" encoding="utf-8"?>
-<w:ftr xmlns:wpc="http://schemas.microsoft.com/office/word/2010/wordprocessingCanvas" xmlns:cx="http://schemas.microsoft.com/office/drawing/2014/chartex" xmlns:cx1="http://schemas.microsoft.com/office/drawing/2015/9/8/chartex" xmlns:cx2="http://schemas.microsoft.com/office/drawing/2015/10/21/chartex" xmlns:cx3="http://schemas.microsoft.com/office/drawing/2016/5/9/chartex" xmlns:cx4="http://schemas.microsoft.com/office/drawing/2016/5/10/chartex" xmlns:cx5="http://schemas.microsoft.com/office/drawing/2016/5/11/chartex" xmlns:cx6="http://schemas.microsoft.com/office/drawing/2016/5/12/chartex" xmlns:cx7="http://schemas.microsoft.com/office/drawing/2016/5/13/chartex" xmlns:cx8="http://schemas.microsoft.com/office/drawing/2016/5/14/chartex" xmlns:mc="http://schemas.openxmlformats.org/markup-compatibility/2006" xmlns:aink="http://schemas.microsoft.com/office/drawing/2016/ink" xmlns:am3d="http://schemas.microsoft.com/office/drawing/2017/model3d" xmlns:o="urn:schemas-microsoft-com:office:office" xmlns:r="http://schemas.openxmlformats.org/officeDocument/2006/relationships" xmlns:m="http://schemas.openxmlformats.org/officeDocument/2006/math" xmlns:v="urn:schemas-microsoft-com:vml" xmlns:wp14="http://schemas.microsoft.com/office/word/2010/wordprocessingDrawing" xmlns:wp="http://schemas.openxmlformats.org/drawingml/2006/wordprocessingDrawing" xmlns:w10="urn:schemas-microsoft-com:office:word" xmlns:w="http://schemas.openxmlformats.org/wordprocessingml/2006/main" xmlns:w14="http://schemas.microsoft.com/office/word/2010/wordml" xmlns:w15="http://schemas.microsoft.com/office/word/2012/wordml" xmlns:w16cid="http://schemas.microsoft.com/office/word/2016/wordml/cid" xmlns:w16se="http://schemas.microsoft.com/office/word/2015/wordml/symex" xmlns:wpg="http://schemas.microsoft.com/office/word/2010/wordprocessingGroup" xmlns:wpi="http://schemas.microsoft.com/office/word/2010/wordprocessingInk" xmlns:wne="http://schemas.microsoft.com/office/word/2006/wordml" xmlns:wps="http://schemas.microsoft.com/office/word/2010/wordprocessingShape" mc:Ignorable="w14 w15 w16se w16cid wp14">
-  <w:p>
-    <w:pPr>
-      <w:pStyle w:val="Footer"/>
-    </w:pPr>
-  </w:p>
-</w:ftr>
-</file>
-
 <file path=word/footnotes.xml><?xml version="1.0" encoding="utf-8"?>
-<w:footnotes xmlns:wpc="http://schemas.microsoft.com/office/word/2010/wordprocessingCanvas" xmlns:cx="http://schemas.microsoft.com/office/drawing/2014/chartex" xmlns:cx1="http://schemas.microsoft.com/office/drawing/2015/9/8/chartex" xmlns:cx2="http://schemas.microsoft.com/office/drawing/2015/10/21/chartex" xmlns:cx3="http://schemas.microsoft.com/office/drawing/2016/5/9/chartex" xmlns:cx4="http://schemas.microsoft.com/office/drawing/2016/5/10/chartex" xmlns:cx5="http://schemas.microsoft.com/office/drawing/2016/5/11/chartex" xmlns:cx6="http://schemas.microsoft.com/office/drawing/2016/5/12/chartex" xmlns:cx7="http://schemas.microsoft.com/office/drawing/2016/5/13/chartex" xmlns:cx8="http://schemas.microsoft.com/office/drawing/2016/5/14/chartex" xmlns:mc="http://schemas.openxmlformats.org/markup-compatibility/2006" xmlns:aink="http://schemas.microsoft.com/office/drawing/2016/ink" xmlns:am3d="http://schemas.microsoft.com/office/drawing/2017/model3d" xmlns:o="urn:schemas-microsoft-com:office:office" xmlns:r="http://schemas.openxmlformats.org/officeDocument/2006/relationships" xmlns:m="http://schemas.openxmlformats.org/officeDocument/2006/math" xmlns:v="urn:schemas-microsoft-com:vml" xmlns:wp14="http://schemas.microsoft.com/office/word/2010/wordprocessingDrawing" xmlns:wp="http://schemas.openxmlformats.org/drawingml/2006/wordprocessingDrawing" xmlns:w10="urn:schemas-microsoft-com:office:word" xmlns:w="http://schemas.openxmlformats.org/wordprocessingml/2006/main" xmlns:w14="http://schemas.microsoft.com/office/word/2010/wordml" xmlns:w15="http://schemas.microsoft.com/office/word/2012/wordml" xmlns:w16cid="http://schemas.microsoft.com/office/word/2016/wordml/cid" xmlns:w16se="http://schemas.microsoft.com/office/word/2015/wordml/symex" xmlns:wpg="http://schemas.microsoft.com/office/word/2010/wordprocessingGroup" xmlns:wpi="http://schemas.microsoft.com/office/word/2010/wordprocessingInk" xmlns:wne="http://schemas.microsoft.com/office/word/2006/wordml" xmlns:wps="http://schemas.microsoft.com/office/word/2010/wordprocessingShape" mc:Ignorable="w14 w15 w16se w16cid wp14">
+<w:footnotes xmlns:wpc="http://schemas.microsoft.com/office/word/2010/wordprocessingCanvas" xmlns:cx="http://schemas.microsoft.com/office/drawing/2014/chartex" xmlns:cx1="http://schemas.microsoft.com/office/drawing/2015/9/8/chartex" xmlns:cx2="http://schemas.microsoft.com/office/drawing/2015/10/21/chartex" xmlns:cx3="http://schemas.microsoft.com/office/drawing/2016/5/9/chartex" xmlns:cx4="http://schemas.microsoft.com/office/drawing/2016/5/10/chartex" xmlns:cx5="http://schemas.microsoft.com/office/drawing/2016/5/11/chartex" xmlns:cx6="http://schemas.microsoft.com/office/drawing/2016/5/12/chartex" xmlns:cx7="http://schemas.microsoft.com/office/drawing/2016/5/13/chartex" xmlns:cx8="http://schemas.microsoft.com/office/drawing/2016/5/14/chartex" xmlns:mc="http://schemas.openxmlformats.org/markup-compatibility/2006" xmlns:aink="http://schemas.microsoft.com/office/drawing/2016/ink" xmlns:am3d="http://schemas.microsoft.com/office/drawing/2017/model3d" xmlns:o="urn:schemas-microsoft-com:office:office" xmlns:r="http://schemas.openxmlformats.org/officeDocument/2006/relationships" xmlns:m="http://schemas.openxmlformats.org/officeDocument/2006/math" xmlns:v="urn:schemas-microsoft-com:vml" xmlns:wp14="http://schemas.microsoft.com/office/word/2010/wordprocessingDrawing" xmlns:wp="http://schemas.openxmlformats.org/drawingml/2006/wordprocessingDrawing" xmlns:w10="urn:schemas-microsoft-com:office:word" xmlns:w="http://schemas.openxmlformats.org/wordprocessingml/2006/main" xmlns:w14="http://schemas.microsoft.com/office/word/2010/wordml" xmlns:w15="http://schemas.microsoft.com/office/word/2012/wordml" xmlns:w16cex="http://schemas.microsoft.com/office/word/2018/wordml/cex" xmlns:w16cid="http://schemas.microsoft.com/office/word/2016/wordml/cid" xmlns:w16="http://schemas.microsoft.com/office/word/2018/wordml" xmlns:w16sdtdh="http://schemas.microsoft.com/office/word/2020/wordml/sdtdatahash" xmlns:w16se="http://schemas.microsoft.com/office/word/2015/wordml/symex" xmlns:wpg="http://schemas.microsoft.com/office/word/2010/wordprocessingGroup" xmlns:wpi="http://schemas.microsoft.com/office/word/2010/wordprocessingInk" xmlns:wne="http://schemas.microsoft.com/office/word/2006/wordml" xmlns:wps="http://schemas.microsoft.com/office/word/2010/wordprocessingShape" mc:Ignorable="w14 w15 w16se w16cid w16 w16cex w16sdtdh wp14">
   <w:footnote w:type="separator" w:id="-1">
     <w:p>
       <w:pPr>
@@ -4372,38 +4038,8 @@
 </w:footnotes>
 </file>
 
-<file path=word/header1.xml><?xml version="1.0" encoding="utf-8"?>
-<w:hdr xmlns:wpc="http://schemas.microsoft.com/office/word/2010/wordprocessingCanvas" xmlns:cx="http://schemas.microsoft.com/office/drawing/2014/chartex" xmlns:cx1="http://schemas.microsoft.com/office/drawing/2015/9/8/chartex" xmlns:cx2="http://schemas.microsoft.com/office/drawing/2015/10/21/chartex" xmlns:cx3="http://schemas.microsoft.com/office/drawing/2016/5/9/chartex" xmlns:cx4="http://schemas.microsoft.com/office/drawing/2016/5/10/chartex" xmlns:cx5="http://schemas.microsoft.com/office/drawing/2016/5/11/chartex" xmlns:cx6="http://schemas.microsoft.com/office/drawing/2016/5/12/chartex" xmlns:cx7="http://schemas.microsoft.com/office/drawing/2016/5/13/chartex" xmlns:cx8="http://schemas.microsoft.com/office/drawing/2016/5/14/chartex" xmlns:mc="http://schemas.openxmlformats.org/markup-compatibility/2006" xmlns:aink="http://schemas.microsoft.com/office/drawing/2016/ink" xmlns:am3d="http://schemas.microsoft.com/office/drawing/2017/model3d" xmlns:o="urn:schemas-microsoft-com:office:office" xmlns:r="http://schemas.openxmlformats.org/officeDocument/2006/relationships" xmlns:m="http://schemas.openxmlformats.org/officeDocument/2006/math" xmlns:v="urn:schemas-microsoft-com:vml" xmlns:wp14="http://schemas.microsoft.com/office/word/2010/wordprocessingDrawing" xmlns:wp="http://schemas.openxmlformats.org/drawingml/2006/wordprocessingDrawing" xmlns:w10="urn:schemas-microsoft-com:office:word" xmlns:w="http://schemas.openxmlformats.org/wordprocessingml/2006/main" xmlns:w14="http://schemas.microsoft.com/office/word/2010/wordml" xmlns:w15="http://schemas.microsoft.com/office/word/2012/wordml" xmlns:w16cid="http://schemas.microsoft.com/office/word/2016/wordml/cid" xmlns:w16se="http://schemas.microsoft.com/office/word/2015/wordml/symex" xmlns:wpg="http://schemas.microsoft.com/office/word/2010/wordprocessingGroup" xmlns:wpi="http://schemas.microsoft.com/office/word/2010/wordprocessingInk" xmlns:wne="http://schemas.microsoft.com/office/word/2006/wordml" xmlns:wps="http://schemas.microsoft.com/office/word/2010/wordprocessingShape" mc:Ignorable="w14 w15 w16se w16cid wp14">
-  <w:p>
-    <w:pPr>
-      <w:pStyle w:val="Header"/>
-    </w:pPr>
-  </w:p>
-</w:hdr>
-</file>
-
-<file path=word/header2.xml><?xml version="1.0" encoding="utf-8"?>
-<w:hdr xmlns:wpc="http://schemas.microsoft.com/office/word/2010/wordprocessingCanvas" xmlns:cx="http://schemas.microsoft.com/office/drawing/2014/chartex" xmlns:cx1="http://schemas.microsoft.com/office/drawing/2015/9/8/chartex" xmlns:cx2="http://schemas.microsoft.com/office/drawing/2015/10/21/chartex" xmlns:cx3="http://schemas.microsoft.com/office/drawing/2016/5/9/chartex" xmlns:cx4="http://schemas.microsoft.com/office/drawing/2016/5/10/chartex" xmlns:cx5="http://schemas.microsoft.com/office/drawing/2016/5/11/chartex" xmlns:cx6="http://schemas.microsoft.com/office/drawing/2016/5/12/chartex" xmlns:cx7="http://schemas.microsoft.com/office/drawing/2016/5/13/chartex" xmlns:cx8="http://schemas.microsoft.com/office/drawing/2016/5/14/chartex" xmlns:mc="http://schemas.openxmlformats.org/markup-compatibility/2006" xmlns:aink="http://schemas.microsoft.com/office/drawing/2016/ink" xmlns:am3d="http://schemas.microsoft.com/office/drawing/2017/model3d" xmlns:o="urn:schemas-microsoft-com:office:office" xmlns:r="http://schemas.openxmlformats.org/officeDocument/2006/relationships" xmlns:m="http://schemas.openxmlformats.org/officeDocument/2006/math" xmlns:v="urn:schemas-microsoft-com:vml" xmlns:wp14="http://schemas.microsoft.com/office/word/2010/wordprocessingDrawing" xmlns:wp="http://schemas.openxmlformats.org/drawingml/2006/wordprocessingDrawing" xmlns:w10="urn:schemas-microsoft-com:office:word" xmlns:w="http://schemas.openxmlformats.org/wordprocessingml/2006/main" xmlns:w14="http://schemas.microsoft.com/office/word/2010/wordml" xmlns:w15="http://schemas.microsoft.com/office/word/2012/wordml" xmlns:w16cid="http://schemas.microsoft.com/office/word/2016/wordml/cid" xmlns:w16se="http://schemas.microsoft.com/office/word/2015/wordml/symex" xmlns:wpg="http://schemas.microsoft.com/office/word/2010/wordprocessingGroup" xmlns:wpi="http://schemas.microsoft.com/office/word/2010/wordprocessingInk" xmlns:wne="http://schemas.microsoft.com/office/word/2006/wordml" xmlns:wps="http://schemas.microsoft.com/office/word/2010/wordprocessingShape" mc:Ignorable="w14 w15 w16se w16cid wp14">
-  <w:p>
-    <w:pPr>
-      <w:pStyle w:val="Header"/>
-    </w:pPr>
-  </w:p>
-</w:hdr>
-</file>
-
-<file path=word/header3.xml><?xml version="1.0" encoding="utf-8"?>
-<w:hdr xmlns:wpc="http://schemas.microsoft.com/office/word/2010/wordprocessingCanvas" xmlns:cx="http://schemas.microsoft.com/office/drawing/2014/chartex" xmlns:cx1="http://schemas.microsoft.com/office/drawing/2015/9/8/chartex" xmlns:cx2="http://schemas.microsoft.com/office/drawing/2015/10/21/chartex" xmlns:cx3="http://schemas.microsoft.com/office/drawing/2016/5/9/chartex" xmlns:cx4="http://schemas.microsoft.com/office/drawing/2016/5/10/chartex" xmlns:cx5="http://schemas.microsoft.com/office/drawing/2016/5/11/chartex" xmlns:cx6="http://schemas.microsoft.com/office/drawing/2016/5/12/chartex" xmlns:cx7="http://schemas.microsoft.com/office/drawing/2016/5/13/chartex" xmlns:cx8="http://schemas.microsoft.com/office/drawing/2016/5/14/chartex" xmlns:mc="http://schemas.openxmlformats.org/markup-compatibility/2006" xmlns:aink="http://schemas.microsoft.com/office/drawing/2016/ink" xmlns:am3d="http://schemas.microsoft.com/office/drawing/2017/model3d" xmlns:o="urn:schemas-microsoft-com:office:office" xmlns:r="http://schemas.openxmlformats.org/officeDocument/2006/relationships" xmlns:m="http://schemas.openxmlformats.org/officeDocument/2006/math" xmlns:v="urn:schemas-microsoft-com:vml" xmlns:wp14="http://schemas.microsoft.com/office/word/2010/wordprocessingDrawing" xmlns:wp="http://schemas.openxmlformats.org/drawingml/2006/wordprocessingDrawing" xmlns:w10="urn:schemas-microsoft-com:office:word" xmlns:w="http://schemas.openxmlformats.org/wordprocessingml/2006/main" xmlns:w14="http://schemas.microsoft.com/office/word/2010/wordml" xmlns:w15="http://schemas.microsoft.com/office/word/2012/wordml" xmlns:w16cid="http://schemas.microsoft.com/office/word/2016/wordml/cid" xmlns:w16se="http://schemas.microsoft.com/office/word/2015/wordml/symex" xmlns:wpg="http://schemas.microsoft.com/office/word/2010/wordprocessingGroup" xmlns:wpi="http://schemas.microsoft.com/office/word/2010/wordprocessingInk" xmlns:wne="http://schemas.microsoft.com/office/word/2006/wordml" xmlns:wps="http://schemas.microsoft.com/office/word/2010/wordprocessingShape" mc:Ignorable="w14 w15 w16se w16cid wp14">
-  <w:p>
-    <w:pPr>
-      <w:pStyle w:val="Header"/>
-    </w:pPr>
-  </w:p>
-</w:hdr>
-</file>
-
 <file path=word/styles.xml><?xml version="1.0" encoding="utf-8"?>
-<w:styles xmlns:mc="http://schemas.openxmlformats.org/markup-compatibility/2006" xmlns:r="http://schemas.openxmlformats.org/officeDocument/2006/relationships" xmlns:w="http://schemas.openxmlformats.org/wordprocessingml/2006/main" xmlns:w14="http://schemas.microsoft.com/office/word/2010/wordml" xmlns:w15="http://schemas.microsoft.com/office/word/2012/wordml" xmlns:w16cid="http://schemas.microsoft.com/office/word/2016/wordml/cid" xmlns:w16se="http://schemas.microsoft.com/office/word/2015/wordml/symex" mc:Ignorable="w14 w15 w16se w16cid">
+<w:styles xmlns:mc="http://schemas.openxmlformats.org/markup-compatibility/2006" xmlns:r="http://schemas.openxmlformats.org/officeDocument/2006/relationships" xmlns:w="http://schemas.openxmlformats.org/wordprocessingml/2006/main" xmlns:w14="http://schemas.microsoft.com/office/word/2010/wordml" xmlns:w15="http://schemas.microsoft.com/office/word/2012/wordml" xmlns:w16cex="http://schemas.microsoft.com/office/word/2018/wordml/cex" xmlns:w16cid="http://schemas.microsoft.com/office/word/2016/wordml/cid" xmlns:w16="http://schemas.microsoft.com/office/word/2018/wordml" xmlns:w16sdtdh="http://schemas.microsoft.com/office/word/2020/wordml/sdtdatahash" xmlns:w16se="http://schemas.microsoft.com/office/word/2015/wordml/symex" mc:Ignorable="w14 w15 w16se w16cid w16 w16cex w16sdtdh">
   <w:docDefaults>
     <w:rPrDefault>
       <w:rPr>
@@ -4419,7 +4055,7 @@
       </w:pPr>
     </w:pPrDefault>
   </w:docDefaults>
-  <w:latentStyles w:defLockedState="0" w:defUIPriority="99" w:defSemiHidden="0" w:defUnhideWhenUsed="0" w:defQFormat="0" w:count="375">
+  <w:latentStyles w:defLockedState="0" w:defUIPriority="99" w:defSemiHidden="0" w:defUnhideWhenUsed="0" w:defQFormat="0" w:count="376">
     <w:lsdException w:name="Normal" w:uiPriority="0" w:qFormat="1"/>
     <w:lsdException w:name="heading 1" w:uiPriority="9" w:qFormat="1"/>
     <w:lsdException w:name="heading 2" w:semiHidden="1" w:uiPriority="9" w:unhideWhenUsed="1" w:qFormat="1"/>
@@ -4525,7 +4161,6 @@
     <w:lsdException w:name="HTML Sample" w:semiHidden="1" w:unhideWhenUsed="1"/>
     <w:lsdException w:name="HTML Typewriter" w:semiHidden="1" w:unhideWhenUsed="1"/>
     <w:lsdException w:name="HTML Variable" w:semiHidden="1" w:unhideWhenUsed="1"/>
-    <w:lsdException w:name="Normal Table" w:semiHidden="1" w:unhideWhenUsed="1"/>
     <w:lsdException w:name="annotation subject" w:semiHidden="1" w:unhideWhenUsed="1"/>
     <w:lsdException w:name="No List" w:semiHidden="1" w:unhideWhenUsed="1"/>
     <w:lsdException w:name="Outline List 1" w:semiHidden="1" w:unhideWhenUsed="1"/>
@@ -4572,10 +4207,8 @@
     <w:lsdException w:name="Table Subtle 2" w:semiHidden="1" w:unhideWhenUsed="1"/>
     <w:lsdException w:name="Table Web 1" w:semiHidden="1" w:unhideWhenUsed="1"/>
     <w:lsdException w:name="Table Web 2" w:semiHidden="1" w:unhideWhenUsed="1"/>
-    <w:lsdException w:name="Table Web 3" w:semiHidden="1" w:unhideWhenUsed="1"/>
     <w:lsdException w:name="Balloon Text" w:semiHidden="1" w:unhideWhenUsed="1"/>
     <w:lsdException w:name="Table Grid" w:uiPriority="39"/>
-    <w:lsdException w:name="Table Theme" w:semiHidden="1" w:unhideWhenUsed="1"/>
     <w:lsdException w:name="Placeholder Text" w:semiHidden="1"/>
     <w:lsdException w:name="No Spacing" w:uiPriority="1" w:qFormat="1"/>
     <w:lsdException w:name="Light Shading" w:uiPriority="60"/>
@@ -4795,6 +4428,7 @@
     <w:lsdException w:name="Smart Hyperlink" w:semiHidden="1" w:unhideWhenUsed="1"/>
     <w:lsdException w:name="Hashtag" w:semiHidden="1" w:unhideWhenUsed="1"/>
     <w:lsdException w:name="Unresolved Mention" w:semiHidden="1" w:unhideWhenUsed="1"/>
+    <w:lsdException w:name="Smart Link" w:semiHidden="1" w:unhideWhenUsed="1"/>
   </w:latentStyles>
   <w:style w:type="paragraph" w:default="1" w:styleId="Normal">
     <w:name w:val="Normal"/>
